--- a/13_AIDE01/AIDE01 - Revision Notes.docx
+++ b/13_AIDE01/AIDE01 - Revision Notes.docx
@@ -135,25 +135,40 @@
       <w:r>
         <w:t xml:space="preserve">1/ </w:t>
       </w:r>
+      <w:r>
+        <w:t>Examining moral principles governing AI design, development, and deployment</w:t>
+      </w:r>
     </w:p>
     <w:p>
       <w:r>
         <w:t xml:space="preserve">2/ </w:t>
       </w:r>
+      <w:r>
+        <w:t>The Nuremberg trials after World War II</w:t>
+      </w:r>
     </w:p>
     <w:p>
       <w:r>
         <w:t xml:space="preserve">3/ </w:t>
       </w:r>
+      <w:r>
+        <w:t>AI can make millions of decisions per second with potential opacity</w:t>
+      </w:r>
     </w:p>
     <w:p>
       <w:r>
         <w:t xml:space="preserve">4/ </w:t>
       </w:r>
+      <w:r>
+        <w:t>Beneficence</w:t>
+      </w:r>
     </w:p>
     <w:p>
       <w:r>
         <w:t xml:space="preserve">5/ </w:t>
+      </w:r>
+      <w:r>
+        <w:t>Respect for human agency and decision-making</w:t>
       </w:r>
     </w:p>
     <w:p>
@@ -201,25 +216,239 @@
       <w:r>
         <w:t xml:space="preserve">6/ </w:t>
       </w:r>
+      <w:r>
+        <w:t>Justice</w:t>
+      </w:r>
     </w:p>
     <w:p>
       <w:r>
         <w:t xml:space="preserve">7/ </w:t>
       </w:r>
+      <w:r>
+        <w:t>These principles sometimes conflict with each other</w:t>
+      </w:r>
     </w:p>
     <w:p>
       <w:r>
         <w:t xml:space="preserve">8/ </w:t>
       </w:r>
+      <w:r>
+        <w:t>Informed consent and ethical oversight</w:t>
+      </w:r>
     </w:p>
     <w:p>
       <w:r>
         <w:t xml:space="preserve">9/ </w:t>
       </w:r>
+      <w:r>
+        <w:t>AI learns and adapts in unprogrammed ways</w:t>
+      </w:r>
     </w:p>
     <w:p>
       <w:r>
         <w:t xml:space="preserve">10/ </w:t>
+      </w:r>
+      <w:r>
+        <w:t>Non-maleficence</w:t>
+      </w:r>
+    </w:p>
+    <w:p>
+      <w:r>
+        <w:lastRenderedPageBreak/>
+        <w:drawing>
+          <wp:inline distT="0" distB="0" distL="0" distR="0" wp14:anchorId="6E788838" wp14:editId="5A4FB865">
+            <wp:extent cx="2918131" cy="2035534"/>
+            <wp:effectExtent l="0" t="0" r="0" b="3175"/>
+            <wp:docPr id="1843434017" name="Picture 1"/>
+            <wp:cNvGraphicFramePr>
+              <a:graphicFrameLocks xmlns:a="http://schemas.openxmlformats.org/drawingml/2006/main" noChangeAspect="1"/>
+            </wp:cNvGraphicFramePr>
+            <a:graphic xmlns:a="http://schemas.openxmlformats.org/drawingml/2006/main">
+              <a:graphicData uri="http://schemas.openxmlformats.org/drawingml/2006/picture">
+                <pic:pic xmlns:pic="http://schemas.openxmlformats.org/drawingml/2006/picture">
+                  <pic:nvPicPr>
+                    <pic:cNvPr id="1843434017" name=""/>
+                    <pic:cNvPicPr/>
+                  </pic:nvPicPr>
+                  <pic:blipFill>
+                    <a:blip r:embed="rId8"/>
+                    <a:stretch>
+                      <a:fillRect/>
+                    </a:stretch>
+                  </pic:blipFill>
+                  <pic:spPr>
+                    <a:xfrm>
+                      <a:off x="0" y="0"/>
+                      <a:ext cx="2937775" cy="2049236"/>
+                    </a:xfrm>
+                    <a:prstGeom prst="rect">
+                      <a:avLst/>
+                    </a:prstGeom>
+                  </pic:spPr>
+                </pic:pic>
+              </a:graphicData>
+            </a:graphic>
+          </wp:inline>
+        </w:drawing>
+      </w:r>
+    </w:p>
+    <w:p>
+      <w:r>
+        <w:drawing>
+          <wp:inline distT="0" distB="0" distL="0" distR="0" wp14:anchorId="071F4AE8" wp14:editId="30CDD86F">
+            <wp:extent cx="5731510" cy="5848985"/>
+            <wp:effectExtent l="0" t="0" r="2540" b="0"/>
+            <wp:docPr id="1110688414" name="Picture 1"/>
+            <wp:cNvGraphicFramePr>
+              <a:graphicFrameLocks xmlns:a="http://schemas.openxmlformats.org/drawingml/2006/main" noChangeAspect="1"/>
+            </wp:cNvGraphicFramePr>
+            <a:graphic xmlns:a="http://schemas.openxmlformats.org/drawingml/2006/main">
+              <a:graphicData uri="http://schemas.openxmlformats.org/drawingml/2006/picture">
+                <pic:pic xmlns:pic="http://schemas.openxmlformats.org/drawingml/2006/picture">
+                  <pic:nvPicPr>
+                    <pic:cNvPr id="1110688414" name=""/>
+                    <pic:cNvPicPr/>
+                  </pic:nvPicPr>
+                  <pic:blipFill>
+                    <a:blip r:embed="rId9"/>
+                    <a:stretch>
+                      <a:fillRect/>
+                    </a:stretch>
+                  </pic:blipFill>
+                  <pic:spPr>
+                    <a:xfrm>
+                      <a:off x="0" y="0"/>
+                      <a:ext cx="5731510" cy="5848985"/>
+                    </a:xfrm>
+                    <a:prstGeom prst="rect">
+                      <a:avLst/>
+                    </a:prstGeom>
+                  </pic:spPr>
+                </pic:pic>
+              </a:graphicData>
+            </a:graphic>
+          </wp:inline>
+        </w:drawing>
+      </w:r>
+    </w:p>
+    <w:p>
+      <w:r>
+        <w:t xml:space="preserve">1/ </w:t>
+      </w:r>
+      <w:r>
+        <w:t>AI systems produce systematically unfair outcomes for certain groups</w:t>
+      </w:r>
+    </w:p>
+    <w:p>
+      <w:r>
+        <w:t xml:space="preserve">2/ </w:t>
+      </w:r>
+      <w:r>
+        <w:t>Historical bias</w:t>
+      </w:r>
+    </w:p>
+    <w:p>
+      <w:r>
+        <w:t xml:space="preserve">3/ </w:t>
+      </w:r>
+      <w:r>
+        <w:t>Discriminated against women due to biased training data</w:t>
+      </w:r>
+    </w:p>
+    <w:p>
+      <w:r>
+        <w:t xml:space="preserve">4/ </w:t>
+      </w:r>
+      <w:r>
+        <w:t>Positive outcomes are proportionally similar across groups</w:t>
+      </w:r>
+    </w:p>
+    <w:p>
+      <w:r>
+        <w:t xml:space="preserve">5/ </w:t>
+      </w:r>
+      <w:r>
+        <w:t>Multiple fairness definitions cannot all be satisfied at once</w:t>
+      </w:r>
+    </w:p>
+    <w:p>
+      <w:r>
+        <w:lastRenderedPageBreak/>
+        <w:drawing>
+          <wp:inline distT="0" distB="0" distL="0" distR="0" wp14:anchorId="19759A9D" wp14:editId="1AC85C21">
+            <wp:extent cx="5731510" cy="6098540"/>
+            <wp:effectExtent l="0" t="0" r="2540" b="0"/>
+            <wp:docPr id="695166916" name="Picture 1"/>
+            <wp:cNvGraphicFramePr>
+              <a:graphicFrameLocks xmlns:a="http://schemas.openxmlformats.org/drawingml/2006/main" noChangeAspect="1"/>
+            </wp:cNvGraphicFramePr>
+            <a:graphic xmlns:a="http://schemas.openxmlformats.org/drawingml/2006/main">
+              <a:graphicData uri="http://schemas.openxmlformats.org/drawingml/2006/picture">
+                <pic:pic xmlns:pic="http://schemas.openxmlformats.org/drawingml/2006/picture">
+                  <pic:nvPicPr>
+                    <pic:cNvPr id="695166916" name=""/>
+                    <pic:cNvPicPr/>
+                  </pic:nvPicPr>
+                  <pic:blipFill>
+                    <a:blip r:embed="rId10"/>
+                    <a:stretch>
+                      <a:fillRect/>
+                    </a:stretch>
+                  </pic:blipFill>
+                  <pic:spPr>
+                    <a:xfrm>
+                      <a:off x="0" y="0"/>
+                      <a:ext cx="5731510" cy="6098540"/>
+                    </a:xfrm>
+                    <a:prstGeom prst="rect">
+                      <a:avLst/>
+                    </a:prstGeom>
+                  </pic:spPr>
+                </pic:pic>
+              </a:graphicData>
+            </a:graphic>
+          </wp:inline>
+        </w:drawing>
+      </w:r>
+    </w:p>
+    <w:p>
+      <w:r>
+        <w:t xml:space="preserve">6/ </w:t>
+      </w:r>
+      <w:r>
+        <w:t>Equal true positive rates across groups</w:t>
+      </w:r>
+    </w:p>
+    <w:p>
+      <w:r>
+        <w:t xml:space="preserve">7/ </w:t>
+      </w:r>
+      <w:r>
+        <w:t>People with darker skin tones</w:t>
+      </w:r>
+    </w:p>
+    <w:p>
+      <w:r>
+        <w:t xml:space="preserve">8/ </w:t>
+      </w:r>
+      <w:r>
+        <w:t>Fairness requires intentional effort and context consideration</w:t>
+      </w:r>
+    </w:p>
+    <w:p>
+      <w:r>
+        <w:t xml:space="preserve">9/ </w:t>
+      </w:r>
+      <w:r>
+        <w:t>Some groups are underrepresented in training data</w:t>
+      </w:r>
+    </w:p>
+    <w:p>
+      <w:r>
+        <w:t xml:space="preserve">10/ </w:t>
+      </w:r>
+      <w:r>
+        <w:t>Predictive parity for reliability</w:t>
       </w:r>
     </w:p>
     <w:sectPr>
@@ -835,7 +1064,6 @@
   <w:style w:type="character" w:default="1" w:styleId="DefaultParagraphFont">
     <w:name w:val="Default Paragraph Font"/>
     <w:uiPriority w:val="1"/>
-    <w:semiHidden/>
     <w:unhideWhenUsed/>
   </w:style>
   <w:style w:type="table" w:default="1" w:styleId="TableNormal">

--- a/13_AIDE01/AIDE01 - Revision Notes.docx
+++ b/13_AIDE01/AIDE01 - Revision Notes.docx
@@ -254,6 +254,9 @@
     </w:p>
     <w:p>
       <w:r>
+        <w:rPr>
+          <w:noProof/>
+        </w:rPr>
         <w:lastRenderedPageBreak/>
         <w:drawing>
           <wp:inline distT="0" distB="0" distL="0" distR="0" wp14:anchorId="6E788838" wp14:editId="5A4FB865">
@@ -294,6 +297,9 @@
     </w:p>
     <w:p>
       <w:r>
+        <w:rPr>
+          <w:noProof/>
+        </w:rPr>
         <w:drawing>
           <wp:inline distT="0" distB="0" distL="0" distR="0" wp14:anchorId="071F4AE8" wp14:editId="30CDD86F">
             <wp:extent cx="5731510" cy="5848985"/>
@@ -373,6 +379,9 @@
     </w:p>
     <w:p>
       <w:r>
+        <w:rPr>
+          <w:noProof/>
+        </w:rPr>
         <w:lastRenderedPageBreak/>
         <w:drawing>
           <wp:inline distT="0" distB="0" distL="0" distR="0" wp14:anchorId="19759A9D" wp14:editId="1AC85C21">
@@ -451,6 +460,408 @@
         <w:t>Predictive parity for reliability</w:t>
       </w:r>
     </w:p>
+    <w:p>
+      <w:r>
+        <w:lastRenderedPageBreak/>
+        <w:drawing>
+          <wp:inline distT="0" distB="0" distL="0" distR="0" wp14:anchorId="178E9165" wp14:editId="554F1059">
+            <wp:extent cx="2891664" cy="2238451"/>
+            <wp:effectExtent l="0" t="0" r="4445" b="0"/>
+            <wp:docPr id="1522294902" name="Picture 1"/>
+            <wp:cNvGraphicFramePr>
+              <a:graphicFrameLocks xmlns:a="http://schemas.openxmlformats.org/drawingml/2006/main" noChangeAspect="1"/>
+            </wp:cNvGraphicFramePr>
+            <a:graphic xmlns:a="http://schemas.openxmlformats.org/drawingml/2006/main">
+              <a:graphicData uri="http://schemas.openxmlformats.org/drawingml/2006/picture">
+                <pic:pic xmlns:pic="http://schemas.openxmlformats.org/drawingml/2006/picture">
+                  <pic:nvPicPr>
+                    <pic:cNvPr id="1522294902" name=""/>
+                    <pic:cNvPicPr/>
+                  </pic:nvPicPr>
+                  <pic:blipFill>
+                    <a:blip r:embed="rId11"/>
+                    <a:stretch>
+                      <a:fillRect/>
+                    </a:stretch>
+                  </pic:blipFill>
+                  <pic:spPr>
+                    <a:xfrm>
+                      <a:off x="0" y="0"/>
+                      <a:ext cx="2899028" cy="2244152"/>
+                    </a:xfrm>
+                    <a:prstGeom prst="rect">
+                      <a:avLst/>
+                    </a:prstGeom>
+                  </pic:spPr>
+                </pic:pic>
+              </a:graphicData>
+            </a:graphic>
+          </wp:inline>
+        </w:drawing>
+      </w:r>
+    </w:p>
+    <w:p>
+      <w:r>
+        <w:drawing>
+          <wp:inline distT="0" distB="0" distL="0" distR="0" wp14:anchorId="2E552ACF" wp14:editId="39AF0852">
+            <wp:extent cx="5731510" cy="5857240"/>
+            <wp:effectExtent l="0" t="0" r="2540" b="0"/>
+            <wp:docPr id="1201380268" name="Picture 1"/>
+            <wp:cNvGraphicFramePr>
+              <a:graphicFrameLocks xmlns:a="http://schemas.openxmlformats.org/drawingml/2006/main" noChangeAspect="1"/>
+            </wp:cNvGraphicFramePr>
+            <a:graphic xmlns:a="http://schemas.openxmlformats.org/drawingml/2006/main">
+              <a:graphicData uri="http://schemas.openxmlformats.org/drawingml/2006/picture">
+                <pic:pic xmlns:pic="http://schemas.openxmlformats.org/drawingml/2006/picture">
+                  <pic:nvPicPr>
+                    <pic:cNvPr id="1201380268" name=""/>
+                    <pic:cNvPicPr/>
+                  </pic:nvPicPr>
+                  <pic:blipFill>
+                    <a:blip r:embed="rId12"/>
+                    <a:stretch>
+                      <a:fillRect/>
+                    </a:stretch>
+                  </pic:blipFill>
+                  <pic:spPr>
+                    <a:xfrm>
+                      <a:off x="0" y="0"/>
+                      <a:ext cx="5731510" cy="5857240"/>
+                    </a:xfrm>
+                    <a:prstGeom prst="rect">
+                      <a:avLst/>
+                    </a:prstGeom>
+                  </pic:spPr>
+                </pic:pic>
+              </a:graphicData>
+            </a:graphic>
+          </wp:inline>
+        </w:drawing>
+      </w:r>
+    </w:p>
+    <w:p>
+      <w:r>
+        <w:t xml:space="preserve">1/ </w:t>
+      </w:r>
+      <w:r>
+        <w:t>Autonomy, dignity, and freedom from surveillance</w:t>
+      </w:r>
+    </w:p>
+    <w:p>
+      <w:r>
+        <w:t xml:space="preserve">2/ </w:t>
+      </w:r>
+      <w:r>
+        <w:t>They can often be re-identified through cross-referencing</w:t>
+      </w:r>
+    </w:p>
+    <w:p>
+      <w:r>
+        <w:t xml:space="preserve">3/ </w:t>
+      </w:r>
+      <w:r>
+        <w:t>Adding calibrated noise while preserving statistical patterns</w:t>
+      </w:r>
+    </w:p>
+    <w:p>
+      <w:r>
+        <w:t>4/</w:t>
+      </w:r>
+      <w:r>
+        <w:t xml:space="preserve"> </w:t>
+      </w:r>
+      <w:r>
+        <w:t>Building privacy protections into systems from the start</w:t>
+      </w:r>
+    </w:p>
+    <w:p>
+      <w:r>
+        <w:t xml:space="preserve">5/ </w:t>
+      </w:r>
+      <w:r>
+        <w:t>Difficulty explaining how decisions are made</w:t>
+      </w:r>
+    </w:p>
+    <w:p>
+      <w:r>
+        <w:lastRenderedPageBreak/>
+        <w:drawing>
+          <wp:inline distT="0" distB="0" distL="0" distR="0" wp14:anchorId="23EF3111" wp14:editId="3185B3A2">
+            <wp:extent cx="5731510" cy="5899785"/>
+            <wp:effectExtent l="0" t="0" r="2540" b="5715"/>
+            <wp:docPr id="697053391" name="Picture 1"/>
+            <wp:cNvGraphicFramePr>
+              <a:graphicFrameLocks xmlns:a="http://schemas.openxmlformats.org/drawingml/2006/main" noChangeAspect="1"/>
+            </wp:cNvGraphicFramePr>
+            <a:graphic xmlns:a="http://schemas.openxmlformats.org/drawingml/2006/main">
+              <a:graphicData uri="http://schemas.openxmlformats.org/drawingml/2006/picture">
+                <pic:pic xmlns:pic="http://schemas.openxmlformats.org/drawingml/2006/picture">
+                  <pic:nvPicPr>
+                    <pic:cNvPr id="697053391" name=""/>
+                    <pic:cNvPicPr/>
+                  </pic:nvPicPr>
+                  <pic:blipFill>
+                    <a:blip r:embed="rId13"/>
+                    <a:stretch>
+                      <a:fillRect/>
+                    </a:stretch>
+                  </pic:blipFill>
+                  <pic:spPr>
+                    <a:xfrm>
+                      <a:off x="0" y="0"/>
+                      <a:ext cx="5731510" cy="5899785"/>
+                    </a:xfrm>
+                    <a:prstGeom prst="rect">
+                      <a:avLst/>
+                    </a:prstGeom>
+                  </pic:spPr>
+                </pic:pic>
+              </a:graphicData>
+            </a:graphic>
+          </wp:inline>
+        </w:drawing>
+      </w:r>
+    </w:p>
+    <w:p>
+      <w:r>
+        <w:t xml:space="preserve">6/ </w:t>
+      </w:r>
+      <w:r>
+        <w:t>It builds trust and enables oversight</w:t>
+      </w:r>
+    </w:p>
+    <w:p>
+      <w:r>
+        <w:t xml:space="preserve">7/ </w:t>
+      </w:r>
+      <w:r>
+        <w:t>Right to explanation</w:t>
+      </w:r>
+    </w:p>
+    <w:p>
+      <w:r>
+        <w:t xml:space="preserve">8/ </w:t>
+      </w:r>
+      <w:r>
+        <w:t>How the algorithm works in general</w:t>
+      </w:r>
+    </w:p>
+    <w:p>
+      <w:r>
+        <w:t xml:space="preserve">9/ </w:t>
+      </w:r>
+      <w:r>
+        <w:t>Accuracy versus explainability</w:t>
+      </w:r>
+    </w:p>
+    <w:p>
+      <w:r>
+        <w:t xml:space="preserve">10/ </w:t>
+      </w:r>
+      <w:r>
+        <w:t>Training models on distributed data without centralising it</w:t>
+      </w:r>
+    </w:p>
+    <w:p>
+      <w:r>
+        <w:lastRenderedPageBreak/>
+        <w:drawing>
+          <wp:inline distT="0" distB="0" distL="0" distR="0" wp14:anchorId="6E50C41C" wp14:editId="3E582D93">
+            <wp:extent cx="2500412" cy="2377440"/>
+            <wp:effectExtent l="0" t="0" r="0" b="3810"/>
+            <wp:docPr id="321012726" name="Picture 1"/>
+            <wp:cNvGraphicFramePr>
+              <a:graphicFrameLocks xmlns:a="http://schemas.openxmlformats.org/drawingml/2006/main" noChangeAspect="1"/>
+            </wp:cNvGraphicFramePr>
+            <a:graphic xmlns:a="http://schemas.openxmlformats.org/drawingml/2006/main">
+              <a:graphicData uri="http://schemas.openxmlformats.org/drawingml/2006/picture">
+                <pic:pic xmlns:pic="http://schemas.openxmlformats.org/drawingml/2006/picture">
+                  <pic:nvPicPr>
+                    <pic:cNvPr id="321012726" name=""/>
+                    <pic:cNvPicPr/>
+                  </pic:nvPicPr>
+                  <pic:blipFill>
+                    <a:blip r:embed="rId14"/>
+                    <a:stretch>
+                      <a:fillRect/>
+                    </a:stretch>
+                  </pic:blipFill>
+                  <pic:spPr>
+                    <a:xfrm>
+                      <a:off x="0" y="0"/>
+                      <a:ext cx="2514387" cy="2390728"/>
+                    </a:xfrm>
+                    <a:prstGeom prst="rect">
+                      <a:avLst/>
+                    </a:prstGeom>
+                  </pic:spPr>
+                </pic:pic>
+              </a:graphicData>
+            </a:graphic>
+          </wp:inline>
+        </w:drawing>
+      </w:r>
+    </w:p>
+    <w:p>
+      <w:r>
+        <w:drawing>
+          <wp:inline distT="0" distB="0" distL="0" distR="0" wp14:anchorId="4A6C85CA" wp14:editId="2B6E1BA6">
+            <wp:extent cx="5236527" cy="5343276"/>
+            <wp:effectExtent l="0" t="0" r="2540" b="0"/>
+            <wp:docPr id="838064069" name="Picture 1"/>
+            <wp:cNvGraphicFramePr>
+              <a:graphicFrameLocks xmlns:a="http://schemas.openxmlformats.org/drawingml/2006/main" noChangeAspect="1"/>
+            </wp:cNvGraphicFramePr>
+            <a:graphic xmlns:a="http://schemas.openxmlformats.org/drawingml/2006/main">
+              <a:graphicData uri="http://schemas.openxmlformats.org/drawingml/2006/picture">
+                <pic:pic xmlns:pic="http://schemas.openxmlformats.org/drawingml/2006/picture">
+                  <pic:nvPicPr>
+                    <pic:cNvPr id="838064069" name=""/>
+                    <pic:cNvPicPr/>
+                  </pic:nvPicPr>
+                  <pic:blipFill>
+                    <a:blip r:embed="rId15"/>
+                    <a:stretch>
+                      <a:fillRect/>
+                    </a:stretch>
+                  </pic:blipFill>
+                  <pic:spPr>
+                    <a:xfrm>
+                      <a:off x="0" y="0"/>
+                      <a:ext cx="5239846" cy="5346662"/>
+                    </a:xfrm>
+                    <a:prstGeom prst="rect">
+                      <a:avLst/>
+                    </a:prstGeom>
+                  </pic:spPr>
+                </pic:pic>
+              </a:graphicData>
+            </a:graphic>
+          </wp:inline>
+        </w:drawing>
+      </w:r>
+    </w:p>
+    <w:p>
+      <w:r>
+        <w:t xml:space="preserve">1/ </w:t>
+      </w:r>
+      <w:r>
+        <w:t>Unclear responsibility when systems cause harm</w:t>
+      </w:r>
+    </w:p>
+    <w:p>
+      <w:r>
+        <w:t xml:space="preserve">2/ </w:t>
+      </w:r>
+      <w:r>
+        <w:t>Multiple parties including manufacturer, developer, and deployer</w:t>
+      </w:r>
+    </w:p>
+    <w:p>
+      <w:r>
+        <w:t xml:space="preserve">3/ </w:t>
+      </w:r>
+      <w:r>
+        <w:t>Record decisions and data for post-hoc review</w:t>
+      </w:r>
+    </w:p>
+    <w:p>
+      <w:r>
+        <w:t xml:space="preserve">4/ </w:t>
+      </w:r>
+      <w:r>
+        <w:t>People knowing what data is collected and how it's used</w:t>
+      </w:r>
+    </w:p>
+    <w:p>
+      <w:r>
+        <w:t xml:space="preserve">5/ </w:t>
+      </w:r>
+      <w:r>
+        <w:t>Data should only be used for its stated collection purpose</w:t>
+      </w:r>
+    </w:p>
+    <w:p>
+      <w:r>
+        <w:lastRenderedPageBreak/>
+        <w:drawing>
+          <wp:inline distT="0" distB="0" distL="0" distR="0" wp14:anchorId="5A85E902" wp14:editId="3439D317">
+            <wp:extent cx="5731510" cy="5916930"/>
+            <wp:effectExtent l="0" t="0" r="2540" b="7620"/>
+            <wp:docPr id="1928845841" name="Picture 1"/>
+            <wp:cNvGraphicFramePr>
+              <a:graphicFrameLocks xmlns:a="http://schemas.openxmlformats.org/drawingml/2006/main" noChangeAspect="1"/>
+            </wp:cNvGraphicFramePr>
+            <a:graphic xmlns:a="http://schemas.openxmlformats.org/drawingml/2006/main">
+              <a:graphicData uri="http://schemas.openxmlformats.org/drawingml/2006/picture">
+                <pic:pic xmlns:pic="http://schemas.openxmlformats.org/drawingml/2006/picture">
+                  <pic:nvPicPr>
+                    <pic:cNvPr id="1928845841" name=""/>
+                    <pic:cNvPicPr/>
+                  </pic:nvPicPr>
+                  <pic:blipFill>
+                    <a:blip r:embed="rId16"/>
+                    <a:stretch>
+                      <a:fillRect/>
+                    </a:stretch>
+                  </pic:blipFill>
+                  <pic:spPr>
+                    <a:xfrm>
+                      <a:off x="0" y="0"/>
+                      <a:ext cx="5731510" cy="5916930"/>
+                    </a:xfrm>
+                    <a:prstGeom prst="rect">
+                      <a:avLst/>
+                    </a:prstGeom>
+                  </pic:spPr>
+                </pic:pic>
+              </a:graphicData>
+            </a:graphic>
+          </wp:inline>
+        </w:drawing>
+      </w:r>
+    </w:p>
+    <w:p>
+      <w:r>
+        <w:t xml:space="preserve">6/ </w:t>
+      </w:r>
+      <w:r>
+        <w:t>Children and those with cognitive disabilities</w:t>
+      </w:r>
+    </w:p>
+    <w:p>
+      <w:r>
+        <w:t xml:space="preserve">7/ </w:t>
+      </w:r>
+      <w:r>
+        <w:t>Right to erasure (right to be forgotten)</w:t>
+      </w:r>
+    </w:p>
+    <w:p>
+      <w:r>
+        <w:t xml:space="preserve">8/ </w:t>
+      </w:r>
+      <w:r>
+        <w:t>People clicking "accept" without reading due to overload</w:t>
+      </w:r>
+    </w:p>
+    <w:p>
+      <w:r>
+        <w:t xml:space="preserve">9/ </w:t>
+      </w:r>
+      <w:r>
+        <w:t>Identity theft and discrimination</w:t>
+      </w:r>
+    </w:p>
+    <w:p>
+      <w:r>
+        <w:t xml:space="preserve">10/ </w:t>
+      </w:r>
+      <w:r>
+        <w:t>Heightened protections due to potential harm</w:t>
+      </w:r>
+    </w:p>
+    <w:p/>
     <w:sectPr>
       <w:pgSz w:w="11906" w:h="16838"/>
       <w:pgMar w:top="568" w:right="1440" w:bottom="567" w:left="1440" w:header="708" w:footer="708" w:gutter="0"/>

--- a/13_AIDE01/AIDE01 - Revision Notes.docx
+++ b/13_AIDE01/AIDE01 - Revision Notes.docx
@@ -462,6 +462,9 @@
     </w:p>
     <w:p>
       <w:r>
+        <w:rPr>
+          <w:noProof/>
+        </w:rPr>
         <w:lastRenderedPageBreak/>
         <w:drawing>
           <wp:inline distT="0" distB="0" distL="0" distR="0" wp14:anchorId="178E9165" wp14:editId="554F1059">
@@ -502,6 +505,9 @@
     </w:p>
     <w:p>
       <w:r>
+        <w:rPr>
+          <w:noProof/>
+        </w:rPr>
         <w:drawing>
           <wp:inline distT="0" distB="0" distL="0" distR="0" wp14:anchorId="2E552ACF" wp14:editId="39AF0852">
             <wp:extent cx="5731510" cy="5857240"/>
@@ -584,6 +590,9 @@
     </w:p>
     <w:p>
       <w:r>
+        <w:rPr>
+          <w:noProof/>
+        </w:rPr>
         <w:lastRenderedPageBreak/>
         <w:drawing>
           <wp:inline distT="0" distB="0" distL="0" distR="0" wp14:anchorId="23EF3111" wp14:editId="3185B3A2">
@@ -664,6 +673,9 @@
     </w:p>
     <w:p>
       <w:r>
+        <w:rPr>
+          <w:noProof/>
+        </w:rPr>
         <w:lastRenderedPageBreak/>
         <w:drawing>
           <wp:inline distT="0" distB="0" distL="0" distR="0" wp14:anchorId="6E50C41C" wp14:editId="3E582D93">
@@ -704,6 +716,9 @@
     </w:p>
     <w:p>
       <w:r>
+        <w:rPr>
+          <w:noProof/>
+        </w:rPr>
         <w:drawing>
           <wp:inline distT="0" distB="0" distL="0" distR="0" wp14:anchorId="4A6C85CA" wp14:editId="2B6E1BA6">
             <wp:extent cx="5236527" cy="5343276"/>
@@ -783,6 +798,9 @@
     </w:p>
     <w:p>
       <w:r>
+        <w:rPr>
+          <w:noProof/>
+        </w:rPr>
         <w:lastRenderedPageBreak/>
         <w:drawing>
           <wp:inline distT="0" distB="0" distL="0" distR="0" wp14:anchorId="5A85E902" wp14:editId="3439D317">
@@ -861,6 +879,408 @@
         <w:t>Heightened protections due to potential harm</w:t>
       </w:r>
     </w:p>
+    <w:p>
+      <w:r>
+        <w:lastRenderedPageBreak/>
+        <w:drawing>
+          <wp:inline distT="0" distB="0" distL="0" distR="0" wp14:anchorId="2E56A00E" wp14:editId="4B30F8B4">
+            <wp:extent cx="3015033" cy="2337683"/>
+            <wp:effectExtent l="0" t="0" r="0" b="5715"/>
+            <wp:docPr id="1600559762" name="Picture 1"/>
+            <wp:cNvGraphicFramePr>
+              <a:graphicFrameLocks xmlns:a="http://schemas.openxmlformats.org/drawingml/2006/main" noChangeAspect="1"/>
+            </wp:cNvGraphicFramePr>
+            <a:graphic xmlns:a="http://schemas.openxmlformats.org/drawingml/2006/main">
+              <a:graphicData uri="http://schemas.openxmlformats.org/drawingml/2006/picture">
+                <pic:pic xmlns:pic="http://schemas.openxmlformats.org/drawingml/2006/picture">
+                  <pic:nvPicPr>
+                    <pic:cNvPr id="1600559762" name=""/>
+                    <pic:cNvPicPr/>
+                  </pic:nvPicPr>
+                  <pic:blipFill>
+                    <a:blip r:embed="rId17"/>
+                    <a:stretch>
+                      <a:fillRect/>
+                    </a:stretch>
+                  </pic:blipFill>
+                  <pic:spPr>
+                    <a:xfrm>
+                      <a:off x="0" y="0"/>
+                      <a:ext cx="3017552" cy="2339636"/>
+                    </a:xfrm>
+                    <a:prstGeom prst="rect">
+                      <a:avLst/>
+                    </a:prstGeom>
+                  </pic:spPr>
+                </pic:pic>
+              </a:graphicData>
+            </a:graphic>
+          </wp:inline>
+        </w:drawing>
+      </w:r>
+    </w:p>
+    <w:p>
+      <w:r>
+        <w:drawing>
+          <wp:inline distT="0" distB="0" distL="0" distR="0" wp14:anchorId="11AC941B" wp14:editId="5504C3B8">
+            <wp:extent cx="5088835" cy="5557914"/>
+            <wp:effectExtent l="0" t="0" r="0" b="5080"/>
+            <wp:docPr id="32367195" name="Picture 1"/>
+            <wp:cNvGraphicFramePr>
+              <a:graphicFrameLocks xmlns:a="http://schemas.openxmlformats.org/drawingml/2006/main" noChangeAspect="1"/>
+            </wp:cNvGraphicFramePr>
+            <a:graphic xmlns:a="http://schemas.openxmlformats.org/drawingml/2006/main">
+              <a:graphicData uri="http://schemas.openxmlformats.org/drawingml/2006/picture">
+                <pic:pic xmlns:pic="http://schemas.openxmlformats.org/drawingml/2006/picture">
+                  <pic:nvPicPr>
+                    <pic:cNvPr id="32367195" name=""/>
+                    <pic:cNvPicPr/>
+                  </pic:nvPicPr>
+                  <pic:blipFill>
+                    <a:blip r:embed="rId18"/>
+                    <a:stretch>
+                      <a:fillRect/>
+                    </a:stretch>
+                  </pic:blipFill>
+                  <pic:spPr>
+                    <a:xfrm>
+                      <a:off x="0" y="0"/>
+                      <a:ext cx="5092761" cy="5562202"/>
+                    </a:xfrm>
+                    <a:prstGeom prst="rect">
+                      <a:avLst/>
+                    </a:prstGeom>
+                  </pic:spPr>
+                </pic:pic>
+              </a:graphicData>
+            </a:graphic>
+          </wp:inline>
+        </w:drawing>
+      </w:r>
+    </w:p>
+    <w:p>
+      <w:r>
+        <w:t xml:space="preserve">1/ </w:t>
+      </w:r>
+      <w:r>
+        <w:t>Disparate treatment is explicit; disparate impact is unintentional but harmful</w:t>
+      </w:r>
+    </w:p>
+    <w:p>
+      <w:r>
+        <w:t xml:space="preserve">2/ </w:t>
+      </w:r>
+      <w:r>
+        <w:t>By using proxy variables that correlate with protected attributes</w:t>
+      </w:r>
+    </w:p>
+    <w:p>
+      <w:r>
+        <w:t xml:space="preserve">3/ </w:t>
+      </w:r>
+      <w:r>
+        <w:t>Used healthcare spending as a proxy for health needs</w:t>
+      </w:r>
+    </w:p>
+    <w:p>
+      <w:r>
+        <w:t xml:space="preserve">4/ </w:t>
+      </w:r>
+      <w:r>
+        <w:t>Outcomes are distributed equally across groups</w:t>
+      </w:r>
+    </w:p>
+    <w:p>
+      <w:r>
+        <w:t xml:space="preserve">5/ </w:t>
+      </w:r>
+      <w:r>
+        <w:t>Bias often operates at intersections of multiple characteristics</w:t>
+      </w:r>
+    </w:p>
+    <w:p>
+      <w:r>
+        <w:lastRenderedPageBreak/>
+        <w:drawing>
+          <wp:inline distT="0" distB="0" distL="0" distR="0" wp14:anchorId="5F2ACB74" wp14:editId="259DE597">
+            <wp:extent cx="5731510" cy="5855970"/>
+            <wp:effectExtent l="0" t="0" r="2540" b="0"/>
+            <wp:docPr id="1803712575" name="Picture 1"/>
+            <wp:cNvGraphicFramePr>
+              <a:graphicFrameLocks xmlns:a="http://schemas.openxmlformats.org/drawingml/2006/main" noChangeAspect="1"/>
+            </wp:cNvGraphicFramePr>
+            <a:graphic xmlns:a="http://schemas.openxmlformats.org/drawingml/2006/main">
+              <a:graphicData uri="http://schemas.openxmlformats.org/drawingml/2006/picture">
+                <pic:pic xmlns:pic="http://schemas.openxmlformats.org/drawingml/2006/picture">
+                  <pic:nvPicPr>
+                    <pic:cNvPr id="1803712575" name=""/>
+                    <pic:cNvPicPr/>
+                  </pic:nvPicPr>
+                  <pic:blipFill>
+                    <a:blip r:embed="rId19"/>
+                    <a:stretch>
+                      <a:fillRect/>
+                    </a:stretch>
+                  </pic:blipFill>
+                  <pic:spPr>
+                    <a:xfrm>
+                      <a:off x="0" y="0"/>
+                      <a:ext cx="5731510" cy="5855970"/>
+                    </a:xfrm>
+                    <a:prstGeom prst="rect">
+                      <a:avLst/>
+                    </a:prstGeom>
+                  </pic:spPr>
+                </pic:pic>
+              </a:graphicData>
+            </a:graphic>
+          </wp:inline>
+        </w:drawing>
+      </w:r>
+    </w:p>
+    <w:p>
+      <w:r>
+        <w:t xml:space="preserve">6/ </w:t>
+      </w:r>
+      <w:r>
+        <w:t>To intentionally find edge cases where systems fail</w:t>
+      </w:r>
+    </w:p>
+    <w:p>
+      <w:r>
+        <w:t xml:space="preserve">7/ </w:t>
+      </w:r>
+      <w:r>
+        <w:t>They provide objective evaluation and accountability</w:t>
+      </w:r>
+    </w:p>
+    <w:p>
+      <w:r>
+        <w:t xml:space="preserve">8/ </w:t>
+      </w:r>
+      <w:r>
+        <w:t>Whether errors occur at different rates for different groups</w:t>
+      </w:r>
+    </w:p>
+    <w:p>
+      <w:r>
+        <w:t xml:space="preserve">9/ </w:t>
+      </w:r>
+      <w:r>
+        <w:t>Regularly, as systems and contexts evolve</w:t>
+      </w:r>
+    </w:p>
+    <w:p>
+      <w:r>
+        <w:t xml:space="preserve">10/ </w:t>
+      </w:r>
+      <w:r>
+        <w:t>Documentation of testing, metrics, and limitations</w:t>
+      </w:r>
+    </w:p>
+    <w:p>
+      <w:r>
+        <w:lastRenderedPageBreak/>
+        <w:drawing>
+          <wp:inline distT="0" distB="0" distL="0" distR="0" wp14:anchorId="1AAB8BAA" wp14:editId="0124222F">
+            <wp:extent cx="2687004" cy="2393342"/>
+            <wp:effectExtent l="0" t="0" r="0" b="6985"/>
+            <wp:docPr id="1997895865" name="Picture 1"/>
+            <wp:cNvGraphicFramePr>
+              <a:graphicFrameLocks xmlns:a="http://schemas.openxmlformats.org/drawingml/2006/main" noChangeAspect="1"/>
+            </wp:cNvGraphicFramePr>
+            <a:graphic xmlns:a="http://schemas.openxmlformats.org/drawingml/2006/main">
+              <a:graphicData uri="http://schemas.openxmlformats.org/drawingml/2006/picture">
+                <pic:pic xmlns:pic="http://schemas.openxmlformats.org/drawingml/2006/picture">
+                  <pic:nvPicPr>
+                    <pic:cNvPr id="1997895865" name=""/>
+                    <pic:cNvPicPr/>
+                  </pic:nvPicPr>
+                  <pic:blipFill>
+                    <a:blip r:embed="rId20"/>
+                    <a:stretch>
+                      <a:fillRect/>
+                    </a:stretch>
+                  </pic:blipFill>
+                  <pic:spPr>
+                    <a:xfrm>
+                      <a:off x="0" y="0"/>
+                      <a:ext cx="2696982" cy="2402230"/>
+                    </a:xfrm>
+                    <a:prstGeom prst="rect">
+                      <a:avLst/>
+                    </a:prstGeom>
+                  </pic:spPr>
+                </pic:pic>
+              </a:graphicData>
+            </a:graphic>
+          </wp:inline>
+        </w:drawing>
+      </w:r>
+    </w:p>
+    <w:p>
+      <w:r>
+        <w:drawing>
+          <wp:inline distT="0" distB="0" distL="0" distR="0" wp14:anchorId="38448D1D" wp14:editId="38E9083F">
+            <wp:extent cx="5415016" cy="5518205"/>
+            <wp:effectExtent l="0" t="0" r="0" b="6350"/>
+            <wp:docPr id="1851999433" name="Picture 1"/>
+            <wp:cNvGraphicFramePr>
+              <a:graphicFrameLocks xmlns:a="http://schemas.openxmlformats.org/drawingml/2006/main" noChangeAspect="1"/>
+            </wp:cNvGraphicFramePr>
+            <a:graphic xmlns:a="http://schemas.openxmlformats.org/drawingml/2006/main">
+              <a:graphicData uri="http://schemas.openxmlformats.org/drawingml/2006/picture">
+                <pic:pic xmlns:pic="http://schemas.openxmlformats.org/drawingml/2006/picture">
+                  <pic:nvPicPr>
+                    <pic:cNvPr id="1851999433" name=""/>
+                    <pic:cNvPicPr/>
+                  </pic:nvPicPr>
+                  <pic:blipFill>
+                    <a:blip r:embed="rId21"/>
+                    <a:stretch>
+                      <a:fillRect/>
+                    </a:stretch>
+                  </pic:blipFill>
+                  <pic:spPr>
+                    <a:xfrm>
+                      <a:off x="0" y="0"/>
+                      <a:ext cx="5419225" cy="5522495"/>
+                    </a:xfrm>
+                    <a:prstGeom prst="rect">
+                      <a:avLst/>
+                    </a:prstGeom>
+                  </pic:spPr>
+                </pic:pic>
+              </a:graphicData>
+            </a:graphic>
+          </wp:inline>
+        </w:drawing>
+      </w:r>
+    </w:p>
+    <w:p>
+      <w:r>
+        <w:t xml:space="preserve">1/ </w:t>
+      </w:r>
+      <w:r>
+        <w:t>Through content moderation and recommendation algorithms</w:t>
+      </w:r>
+    </w:p>
+    <w:p>
+      <w:r>
+        <w:t xml:space="preserve">2/ </w:t>
+      </w:r>
+      <w:r>
+        <w:t>Treating human rights as minimum non-negotiable requirements</w:t>
+      </w:r>
+    </w:p>
+    <w:p>
+      <w:r>
+        <w:t xml:space="preserve">3/ </w:t>
+      </w:r>
+      <w:r>
+        <w:t>Data extracted from developing nations enriching wealthy countries</w:t>
+      </w:r>
+    </w:p>
+    <w:p>
+      <w:r>
+        <w:t xml:space="preserve">4/ </w:t>
+      </w:r>
+      <w:r>
+        <w:t>Unequal access to technology and digital literacy</w:t>
+      </w:r>
+    </w:p>
+    <w:p>
+      <w:r>
+        <w:t xml:space="preserve">5/ </w:t>
+      </w:r>
+      <w:r>
+        <w:t>Training consumes massive computational resources and energy</w:t>
+      </w:r>
+    </w:p>
+    <w:p/>
+    <w:p>
+      <w:r>
+        <w:lastRenderedPageBreak/>
+        <w:drawing>
+          <wp:inline distT="0" distB="0" distL="0" distR="0" wp14:anchorId="1F71A7A3" wp14:editId="1894C6B8">
+            <wp:extent cx="5731510" cy="5948680"/>
+            <wp:effectExtent l="0" t="0" r="2540" b="0"/>
+            <wp:docPr id="1029576594" name="Picture 1"/>
+            <wp:cNvGraphicFramePr>
+              <a:graphicFrameLocks xmlns:a="http://schemas.openxmlformats.org/drawingml/2006/main" noChangeAspect="1"/>
+            </wp:cNvGraphicFramePr>
+            <a:graphic xmlns:a="http://schemas.openxmlformats.org/drawingml/2006/main">
+              <a:graphicData uri="http://schemas.openxmlformats.org/drawingml/2006/picture">
+                <pic:pic xmlns:pic="http://schemas.openxmlformats.org/drawingml/2006/picture">
+                  <pic:nvPicPr>
+                    <pic:cNvPr id="1029576594" name=""/>
+                    <pic:cNvPicPr/>
+                  </pic:nvPicPr>
+                  <pic:blipFill>
+                    <a:blip r:embed="rId22"/>
+                    <a:stretch>
+                      <a:fillRect/>
+                    </a:stretch>
+                  </pic:blipFill>
+                  <pic:spPr>
+                    <a:xfrm>
+                      <a:off x="0" y="0"/>
+                      <a:ext cx="5731510" cy="5948680"/>
+                    </a:xfrm>
+                    <a:prstGeom prst="rect">
+                      <a:avLst/>
+                    </a:prstGeom>
+                  </pic:spPr>
+                </pic:pic>
+              </a:graphicData>
+            </a:graphic>
+          </wp:inline>
+        </w:drawing>
+      </w:r>
+    </w:p>
+    <w:p>
+      <w:r>
+        <w:t xml:space="preserve">6/ </w:t>
+      </w:r>
+      <w:r>
+        <w:t>Five cars over their entire lifetime</w:t>
+      </w:r>
+    </w:p>
+    <w:p>
+      <w:r>
+        <w:t xml:space="preserve">7/ </w:t>
+      </w:r>
+      <w:r>
+        <w:t>Reusing and fine-tuning existing models</w:t>
+      </w:r>
+    </w:p>
+    <w:p>
+      <w:r>
+        <w:t xml:space="preserve">8/ </w:t>
+      </w:r>
+      <w:r>
+        <w:t>Expanding access to education and healthcare in underserved areas</w:t>
+      </w:r>
+    </w:p>
+    <w:p>
+      <w:r>
+        <w:t xml:space="preserve">9/ </w:t>
+      </w:r>
+      <w:r>
+        <w:t>It may displace workers and exacerbate income inequality</w:t>
+      </w:r>
+    </w:p>
+    <w:p>
+      <w:r>
+        <w:t xml:space="preserve">10/ </w:t>
+      </w:r>
+      <w:r>
+        <w:t>Before deploying AI systems</w:t>
+      </w:r>
+    </w:p>
+    <w:p/>
+    <w:p/>
+    <w:p/>
     <w:p/>
     <w:sectPr>
       <w:pgSz w:w="11906" w:h="16838"/>

--- a/13_AIDE01/AIDE01 - Revision Notes.docx
+++ b/13_AIDE01/AIDE01 - Revision Notes.docx
@@ -881,6 +881,9 @@
     </w:p>
     <w:p>
       <w:r>
+        <w:rPr>
+          <w:noProof/>
+        </w:rPr>
         <w:lastRenderedPageBreak/>
         <w:drawing>
           <wp:inline distT="0" distB="0" distL="0" distR="0" wp14:anchorId="2E56A00E" wp14:editId="4B30F8B4">
@@ -921,6 +924,9 @@
     </w:p>
     <w:p>
       <w:r>
+        <w:rPr>
+          <w:noProof/>
+        </w:rPr>
         <w:drawing>
           <wp:inline distT="0" distB="0" distL="0" distR="0" wp14:anchorId="11AC941B" wp14:editId="5504C3B8">
             <wp:extent cx="5088835" cy="5557914"/>
@@ -1000,6 +1006,9 @@
     </w:p>
     <w:p>
       <w:r>
+        <w:rPr>
+          <w:noProof/>
+        </w:rPr>
         <w:lastRenderedPageBreak/>
         <w:drawing>
           <wp:inline distT="0" distB="0" distL="0" distR="0" wp14:anchorId="5F2ACB74" wp14:editId="259DE597">
@@ -1080,6 +1089,9 @@
     </w:p>
     <w:p>
       <w:r>
+        <w:rPr>
+          <w:noProof/>
+        </w:rPr>
         <w:lastRenderedPageBreak/>
         <w:drawing>
           <wp:inline distT="0" distB="0" distL="0" distR="0" wp14:anchorId="1AAB8BAA" wp14:editId="0124222F">
@@ -1120,6 +1132,9 @@
     </w:p>
     <w:p>
       <w:r>
+        <w:rPr>
+          <w:noProof/>
+        </w:rPr>
         <w:drawing>
           <wp:inline distT="0" distB="0" distL="0" distR="0" wp14:anchorId="38448D1D" wp14:editId="38E9083F">
             <wp:extent cx="5415016" cy="5518205"/>
@@ -1200,6 +1215,9 @@
     <w:p/>
     <w:p>
       <w:r>
+        <w:rPr>
+          <w:noProof/>
+        </w:rPr>
         <w:lastRenderedPageBreak/>
         <w:drawing>
           <wp:inline distT="0" distB="0" distL="0" distR="0" wp14:anchorId="1F71A7A3" wp14:editId="1894C6B8">
@@ -1278,10 +1296,404 @@
         <w:t>Before deploying AI systems</w:t>
       </w:r>
     </w:p>
-    <w:p/>
-    <w:p/>
-    <w:p/>
-    <w:p/>
+    <w:p>
+      <w:r>
+        <w:lastRenderedPageBreak/>
+        <w:drawing>
+          <wp:inline distT="0" distB="0" distL="0" distR="0" wp14:anchorId="0BE4D422" wp14:editId="704602B8">
+            <wp:extent cx="2464904" cy="2343678"/>
+            <wp:effectExtent l="0" t="0" r="0" b="0"/>
+            <wp:docPr id="1590310234" name="Picture 1"/>
+            <wp:cNvGraphicFramePr>
+              <a:graphicFrameLocks xmlns:a="http://schemas.openxmlformats.org/drawingml/2006/main" noChangeAspect="1"/>
+            </wp:cNvGraphicFramePr>
+            <a:graphic xmlns:a="http://schemas.openxmlformats.org/drawingml/2006/main">
+              <a:graphicData uri="http://schemas.openxmlformats.org/drawingml/2006/picture">
+                <pic:pic xmlns:pic="http://schemas.openxmlformats.org/drawingml/2006/picture">
+                  <pic:nvPicPr>
+                    <pic:cNvPr id="1590310234" name=""/>
+                    <pic:cNvPicPr/>
+                  </pic:nvPicPr>
+                  <pic:blipFill>
+                    <a:blip r:embed="rId23"/>
+                    <a:stretch>
+                      <a:fillRect/>
+                    </a:stretch>
+                  </pic:blipFill>
+                  <pic:spPr>
+                    <a:xfrm>
+                      <a:off x="0" y="0"/>
+                      <a:ext cx="2472798" cy="2351184"/>
+                    </a:xfrm>
+                    <a:prstGeom prst="rect">
+                      <a:avLst/>
+                    </a:prstGeom>
+                  </pic:spPr>
+                </pic:pic>
+              </a:graphicData>
+            </a:graphic>
+          </wp:inline>
+        </w:drawing>
+      </w:r>
+    </w:p>
+    <w:p>
+      <w:r>
+        <w:drawing>
+          <wp:inline distT="0" distB="0" distL="0" distR="0" wp14:anchorId="283D542C" wp14:editId="7CE65988">
+            <wp:extent cx="5731510" cy="5856605"/>
+            <wp:effectExtent l="0" t="0" r="2540" b="0"/>
+            <wp:docPr id="1125752526" name="Picture 1"/>
+            <wp:cNvGraphicFramePr>
+              <a:graphicFrameLocks xmlns:a="http://schemas.openxmlformats.org/drawingml/2006/main" noChangeAspect="1"/>
+            </wp:cNvGraphicFramePr>
+            <a:graphic xmlns:a="http://schemas.openxmlformats.org/drawingml/2006/main">
+              <a:graphicData uri="http://schemas.openxmlformats.org/drawingml/2006/picture">
+                <pic:pic xmlns:pic="http://schemas.openxmlformats.org/drawingml/2006/picture">
+                  <pic:nvPicPr>
+                    <pic:cNvPr id="1125752526" name=""/>
+                    <pic:cNvPicPr/>
+                  </pic:nvPicPr>
+                  <pic:blipFill>
+                    <a:blip r:embed="rId24"/>
+                    <a:stretch>
+                      <a:fillRect/>
+                    </a:stretch>
+                  </pic:blipFill>
+                  <pic:spPr>
+                    <a:xfrm>
+                      <a:off x="0" y="0"/>
+                      <a:ext cx="5731510" cy="5856605"/>
+                    </a:xfrm>
+                    <a:prstGeom prst="rect">
+                      <a:avLst/>
+                    </a:prstGeom>
+                  </pic:spPr>
+                </pic:pic>
+              </a:graphicData>
+            </a:graphic>
+          </wp:inline>
+        </w:drawing>
+      </w:r>
+    </w:p>
+    <w:p>
+      <w:r>
+        <w:t xml:space="preserve">1/ </w:t>
+      </w:r>
+      <w:r>
+        <w:t>Errors can cost lives and expose sensitive information</w:t>
+      </w:r>
+    </w:p>
+    <w:p>
+      <w:r>
+        <w:t xml:space="preserve">2/ </w:t>
+      </w:r>
+      <w:r>
+        <w:t>Clinicians, maintaining human oversight</w:t>
+      </w:r>
+    </w:p>
+    <w:p>
+      <w:r>
+        <w:t xml:space="preserve">3/ </w:t>
+      </w:r>
+      <w:r>
+        <w:t>Incorrectly label Black defendants as high-risk at twice the rate of white defendants</w:t>
+      </w:r>
+    </w:p>
+    <w:p>
+      <w:r>
+        <w:t xml:space="preserve">4/ </w:t>
+      </w:r>
+      <w:r>
+        <w:t>They create feedback loops perpetuating over-policing</w:t>
+      </w:r>
+    </w:p>
+    <w:p>
+      <w:r>
+        <w:t xml:space="preserve">5/ </w:t>
+      </w:r>
+      <w:r>
+        <w:t>Decisions involve people's liberty and lives</w:t>
+      </w:r>
+    </w:p>
+    <w:p>
+      <w:r>
+        <w:lastRenderedPageBreak/>
+        <w:drawing>
+          <wp:inline distT="0" distB="0" distL="0" distR="0" wp14:anchorId="3E501744" wp14:editId="27655E96">
+            <wp:extent cx="5731510" cy="5873750"/>
+            <wp:effectExtent l="0" t="0" r="2540" b="0"/>
+            <wp:docPr id="1508602723" name="Picture 1"/>
+            <wp:cNvGraphicFramePr>
+              <a:graphicFrameLocks xmlns:a="http://schemas.openxmlformats.org/drawingml/2006/main" noChangeAspect="1"/>
+            </wp:cNvGraphicFramePr>
+            <a:graphic xmlns:a="http://schemas.openxmlformats.org/drawingml/2006/main">
+              <a:graphicData uri="http://schemas.openxmlformats.org/drawingml/2006/picture">
+                <pic:pic xmlns:pic="http://schemas.openxmlformats.org/drawingml/2006/picture">
+                  <pic:nvPicPr>
+                    <pic:cNvPr id="1508602723" name=""/>
+                    <pic:cNvPicPr/>
+                  </pic:nvPicPr>
+                  <pic:blipFill>
+                    <a:blip r:embed="rId25"/>
+                    <a:stretch>
+                      <a:fillRect/>
+                    </a:stretch>
+                  </pic:blipFill>
+                  <pic:spPr>
+                    <a:xfrm>
+                      <a:off x="0" y="0"/>
+                      <a:ext cx="5731510" cy="5873750"/>
+                    </a:xfrm>
+                    <a:prstGeom prst="rect">
+                      <a:avLst/>
+                    </a:prstGeom>
+                  </pic:spPr>
+                </pic:pic>
+              </a:graphicData>
+            </a:graphic>
+          </wp:inline>
+        </w:drawing>
+      </w:r>
+    </w:p>
+    <w:p>
+      <w:r>
+        <w:t xml:space="preserve">6/ </w:t>
+      </w:r>
+      <w:r>
+        <w:t>Mentioned women's colleges</w:t>
+      </w:r>
+    </w:p>
+    <w:p>
+      <w:r>
+        <w:t xml:space="preserve">7/ </w:t>
+      </w:r>
+      <w:r>
+        <w:t>Feeling dehumanised by constant tracking</w:t>
+      </w:r>
+    </w:p>
+    <w:p>
+      <w:r>
+        <w:t xml:space="preserve">8/ </w:t>
+      </w:r>
+      <w:r>
+        <w:t>Transparency about automated decision-making</w:t>
+      </w:r>
+    </w:p>
+    <w:p>
+      <w:r>
+        <w:t xml:space="preserve">9/ </w:t>
+      </w:r>
+      <w:r>
+        <w:t>Non-native speakers or people on the autism spectrum</w:t>
+      </w:r>
+    </w:p>
+    <w:p>
+      <w:r>
+        <w:t xml:space="preserve">10/ </w:t>
+      </w:r>
+      <w:r>
+        <w:t>Serving workers' wellbeing, not just efficiency</w:t>
+      </w:r>
+    </w:p>
+    <w:p>
+      <w:r>
+        <w:lastRenderedPageBreak/>
+        <w:drawing>
+          <wp:inline distT="0" distB="0" distL="0" distR="0" wp14:anchorId="28D922D8" wp14:editId="1BE1E677">
+            <wp:extent cx="2870421" cy="2380154"/>
+            <wp:effectExtent l="0" t="0" r="6350" b="1270"/>
+            <wp:docPr id="592334553" name="Picture 1"/>
+            <wp:cNvGraphicFramePr>
+              <a:graphicFrameLocks xmlns:a="http://schemas.openxmlformats.org/drawingml/2006/main" noChangeAspect="1"/>
+            </wp:cNvGraphicFramePr>
+            <a:graphic xmlns:a="http://schemas.openxmlformats.org/drawingml/2006/main">
+              <a:graphicData uri="http://schemas.openxmlformats.org/drawingml/2006/picture">
+                <pic:pic xmlns:pic="http://schemas.openxmlformats.org/drawingml/2006/picture">
+                  <pic:nvPicPr>
+                    <pic:cNvPr id="592334553" name=""/>
+                    <pic:cNvPicPr/>
+                  </pic:nvPicPr>
+                  <pic:blipFill>
+                    <a:blip r:embed="rId26"/>
+                    <a:stretch>
+                      <a:fillRect/>
+                    </a:stretch>
+                  </pic:blipFill>
+                  <pic:spPr>
+                    <a:xfrm>
+                      <a:off x="0" y="0"/>
+                      <a:ext cx="2879313" cy="2387527"/>
+                    </a:xfrm>
+                    <a:prstGeom prst="rect">
+                      <a:avLst/>
+                    </a:prstGeom>
+                  </pic:spPr>
+                </pic:pic>
+              </a:graphicData>
+            </a:graphic>
+          </wp:inline>
+        </w:drawing>
+      </w:r>
+    </w:p>
+    <w:p>
+      <w:r>
+        <w:drawing>
+          <wp:inline distT="0" distB="0" distL="0" distR="0" wp14:anchorId="66D29198" wp14:editId="425B9052">
+            <wp:extent cx="5731510" cy="5864860"/>
+            <wp:effectExtent l="0" t="0" r="2540" b="2540"/>
+            <wp:docPr id="1982279302" name="Picture 1"/>
+            <wp:cNvGraphicFramePr>
+              <a:graphicFrameLocks xmlns:a="http://schemas.openxmlformats.org/drawingml/2006/main" noChangeAspect="1"/>
+            </wp:cNvGraphicFramePr>
+            <a:graphic xmlns:a="http://schemas.openxmlformats.org/drawingml/2006/main">
+              <a:graphicData uri="http://schemas.openxmlformats.org/drawingml/2006/picture">
+                <pic:pic xmlns:pic="http://schemas.openxmlformats.org/drawingml/2006/picture">
+                  <pic:nvPicPr>
+                    <pic:cNvPr id="1982279302" name=""/>
+                    <pic:cNvPicPr/>
+                  </pic:nvPicPr>
+                  <pic:blipFill>
+                    <a:blip r:embed="rId27"/>
+                    <a:stretch>
+                      <a:fillRect/>
+                    </a:stretch>
+                  </pic:blipFill>
+                  <pic:spPr>
+                    <a:xfrm>
+                      <a:off x="0" y="0"/>
+                      <a:ext cx="5731510" cy="5864860"/>
+                    </a:xfrm>
+                    <a:prstGeom prst="rect">
+                      <a:avLst/>
+                    </a:prstGeom>
+                  </pic:spPr>
+                </pic:pic>
+              </a:graphicData>
+            </a:graphic>
+          </wp:inline>
+        </w:drawing>
+      </w:r>
+    </w:p>
+    <w:p>
+      <w:r>
+        <w:t xml:space="preserve">1/ </w:t>
+      </w:r>
+      <w:r>
+        <w:t>Narrow - autonomous only in specific contexts</w:t>
+      </w:r>
+    </w:p>
+    <w:p>
+      <w:r>
+        <w:t xml:space="preserve">2/ </w:t>
+      </w:r>
+      <w:r>
+        <w:t>Difficulty encoding moral values in algorithms</w:t>
+      </w:r>
+    </w:p>
+    <w:p>
+      <w:r>
+        <w:t xml:space="preserve">3/ </w:t>
+      </w:r>
+      <w:r>
+        <w:t>No, they lack consciousness and moral understanding</w:t>
+      </w:r>
+    </w:p>
+    <w:p>
+      <w:r>
+        <w:t xml:space="preserve">4/ </w:t>
+      </w:r>
+      <w:r>
+        <w:t>Humans must remain in the loop with meaningful oversight</w:t>
+      </w:r>
+    </w:p>
+    <w:p>
+      <w:r>
+        <w:t xml:space="preserve">5/ </w:t>
+      </w:r>
+      <w:r>
+        <w:t>Select and engage targets without meaningful human control</w:t>
+      </w:r>
+    </w:p>
+    <w:p>
+      <w:r>
+        <w:lastRenderedPageBreak/>
+        <w:drawing>
+          <wp:inline distT="0" distB="0" distL="0" distR="0" wp14:anchorId="0E1C4D33" wp14:editId="7799FC9A">
+            <wp:extent cx="5731510" cy="5907405"/>
+            <wp:effectExtent l="0" t="0" r="2540" b="0"/>
+            <wp:docPr id="673511448" name="Picture 1"/>
+            <wp:cNvGraphicFramePr>
+              <a:graphicFrameLocks xmlns:a="http://schemas.openxmlformats.org/drawingml/2006/main" noChangeAspect="1"/>
+            </wp:cNvGraphicFramePr>
+            <a:graphic xmlns:a="http://schemas.openxmlformats.org/drawingml/2006/main">
+              <a:graphicData uri="http://schemas.openxmlformats.org/drawingml/2006/picture">
+                <pic:pic xmlns:pic="http://schemas.openxmlformats.org/drawingml/2006/picture">
+                  <pic:nvPicPr>
+                    <pic:cNvPr id="673511448" name=""/>
+                    <pic:cNvPicPr/>
+                  </pic:nvPicPr>
+                  <pic:blipFill>
+                    <a:blip r:embed="rId28"/>
+                    <a:stretch>
+                      <a:fillRect/>
+                    </a:stretch>
+                  </pic:blipFill>
+                  <pic:spPr>
+                    <a:xfrm>
+                      <a:off x="0" y="0"/>
+                      <a:ext cx="5731510" cy="5907405"/>
+                    </a:xfrm>
+                    <a:prstGeom prst="rect">
+                      <a:avLst/>
+                    </a:prstGeom>
+                  </pic:spPr>
+                </pic:pic>
+              </a:graphicData>
+            </a:graphic>
+          </wp:inline>
+        </w:drawing>
+      </w:r>
+    </w:p>
+    <w:p>
+      <w:r>
+        <w:t xml:space="preserve">6/ </w:t>
+      </w:r>
+      <w:r>
+        <w:t>Life-or-death decisions should never be delegated to machines</w:t>
+      </w:r>
+    </w:p>
+    <w:p>
+      <w:r>
+        <w:t xml:space="preserve">7/ </w:t>
+      </w:r>
+      <w:r>
+        <w:t>Political leaders may use force more readily without soldier risk</w:t>
+      </w:r>
+    </w:p>
+    <w:p>
+      <w:r>
+        <w:t xml:space="preserve">8/ </w:t>
+      </w:r>
+      <w:r>
+        <w:t>Responsibility is unclear - an accountability gap exists</w:t>
+      </w:r>
+    </w:p>
+    <w:p>
+      <w:r>
+        <w:t xml:space="preserve">9/ </w:t>
+      </w:r>
+      <w:r>
+        <w:t>They are feasible now; the question is whether to deploy them</w:t>
+      </w:r>
+    </w:p>
+    <w:p>
+      <w:r>
+        <w:t xml:space="preserve">10/ </w:t>
+      </w:r>
+      <w:r>
+        <w:t>AI researchers, ethicists, and human rights advocates</w:t>
+      </w:r>
+    </w:p>
     <w:sectPr>
       <w:pgSz w:w="11906" w:h="16838"/>
       <w:pgMar w:top="568" w:right="1440" w:bottom="567" w:left="1440" w:header="708" w:footer="708" w:gutter="0"/>

--- a/13_AIDE01/AIDE01 - Revision Notes.docx
+++ b/13_AIDE01/AIDE01 - Revision Notes.docx
@@ -1298,6 +1298,9 @@
     </w:p>
     <w:p>
       <w:r>
+        <w:rPr>
+          <w:noProof/>
+        </w:rPr>
         <w:lastRenderedPageBreak/>
         <w:drawing>
           <wp:inline distT="0" distB="0" distL="0" distR="0" wp14:anchorId="0BE4D422" wp14:editId="704602B8">
@@ -1338,6 +1341,9 @@
     </w:p>
     <w:p>
       <w:r>
+        <w:rPr>
+          <w:noProof/>
+        </w:rPr>
         <w:drawing>
           <wp:inline distT="0" distB="0" distL="0" distR="0" wp14:anchorId="283D542C" wp14:editId="7CE65988">
             <wp:extent cx="5731510" cy="5856605"/>
@@ -1417,6 +1423,9 @@
     </w:p>
     <w:p>
       <w:r>
+        <w:rPr>
+          <w:noProof/>
+        </w:rPr>
         <w:lastRenderedPageBreak/>
         <w:drawing>
           <wp:inline distT="0" distB="0" distL="0" distR="0" wp14:anchorId="3E501744" wp14:editId="27655E96">
@@ -1497,6 +1506,9 @@
     </w:p>
     <w:p>
       <w:r>
+        <w:rPr>
+          <w:noProof/>
+        </w:rPr>
         <w:lastRenderedPageBreak/>
         <w:drawing>
           <wp:inline distT="0" distB="0" distL="0" distR="0" wp14:anchorId="28D922D8" wp14:editId="1BE1E677">
@@ -1537,6 +1549,9 @@
     </w:p>
     <w:p>
       <w:r>
+        <w:rPr>
+          <w:noProof/>
+        </w:rPr>
         <w:drawing>
           <wp:inline distT="0" distB="0" distL="0" distR="0" wp14:anchorId="66D29198" wp14:editId="425B9052">
             <wp:extent cx="5731510" cy="5864860"/>
@@ -1616,6 +1631,9 @@
     </w:p>
     <w:p>
       <w:r>
+        <w:rPr>
+          <w:noProof/>
+        </w:rPr>
         <w:lastRenderedPageBreak/>
         <w:drawing>
           <wp:inline distT="0" distB="0" distL="0" distR="0" wp14:anchorId="0E1C4D33" wp14:editId="7799FC9A">
@@ -1694,6 +1712,412 @@
         <w:t>AI researchers, ethicists, and human rights advocates</w:t>
       </w:r>
     </w:p>
+    <w:p>
+      <w:r>
+        <w:lastRenderedPageBreak/>
+        <w:drawing>
+          <wp:inline distT="0" distB="0" distL="0" distR="0" wp14:anchorId="78244682" wp14:editId="3B3580A9">
+            <wp:extent cx="3164619" cy="2433661"/>
+            <wp:effectExtent l="0" t="0" r="0" b="5080"/>
+            <wp:docPr id="361510796" name="Picture 1"/>
+            <wp:cNvGraphicFramePr>
+              <a:graphicFrameLocks xmlns:a="http://schemas.openxmlformats.org/drawingml/2006/main" noChangeAspect="1"/>
+            </wp:cNvGraphicFramePr>
+            <a:graphic xmlns:a="http://schemas.openxmlformats.org/drawingml/2006/main">
+              <a:graphicData uri="http://schemas.openxmlformats.org/drawingml/2006/picture">
+                <pic:pic xmlns:pic="http://schemas.openxmlformats.org/drawingml/2006/picture">
+                  <pic:nvPicPr>
+                    <pic:cNvPr id="361510796" name=""/>
+                    <pic:cNvPicPr/>
+                  </pic:nvPicPr>
+                  <pic:blipFill>
+                    <a:blip r:embed="rId29"/>
+                    <a:stretch>
+                      <a:fillRect/>
+                    </a:stretch>
+                  </pic:blipFill>
+                  <pic:spPr>
+                    <a:xfrm>
+                      <a:off x="0" y="0"/>
+                      <a:ext cx="3173891" cy="2440791"/>
+                    </a:xfrm>
+                    <a:prstGeom prst="rect">
+                      <a:avLst/>
+                    </a:prstGeom>
+                  </pic:spPr>
+                </pic:pic>
+              </a:graphicData>
+            </a:graphic>
+          </wp:inline>
+        </w:drawing>
+      </w:r>
+    </w:p>
+    <w:p>
+      <w:r>
+        <w:drawing>
+          <wp:inline distT="0" distB="0" distL="0" distR="0" wp14:anchorId="537D4591" wp14:editId="3ACF17E6">
+            <wp:extent cx="5499234" cy="5653378"/>
+            <wp:effectExtent l="0" t="0" r="6350" b="5080"/>
+            <wp:docPr id="1019873736" name="Picture 1"/>
+            <wp:cNvGraphicFramePr>
+              <a:graphicFrameLocks xmlns:a="http://schemas.openxmlformats.org/drawingml/2006/main" noChangeAspect="1"/>
+            </wp:cNvGraphicFramePr>
+            <a:graphic xmlns:a="http://schemas.openxmlformats.org/drawingml/2006/main">
+              <a:graphicData uri="http://schemas.openxmlformats.org/drawingml/2006/picture">
+                <pic:pic xmlns:pic="http://schemas.openxmlformats.org/drawingml/2006/picture">
+                  <pic:nvPicPr>
+                    <pic:cNvPr id="1019873736" name=""/>
+                    <pic:cNvPicPr/>
+                  </pic:nvPicPr>
+                  <pic:blipFill>
+                    <a:blip r:embed="rId30"/>
+                    <a:stretch>
+                      <a:fillRect/>
+                    </a:stretch>
+                  </pic:blipFill>
+                  <pic:spPr>
+                    <a:xfrm>
+                      <a:off x="0" y="0"/>
+                      <a:ext cx="5502449" cy="5656683"/>
+                    </a:xfrm>
+                    <a:prstGeom prst="rect">
+                      <a:avLst/>
+                    </a:prstGeom>
+                  </pic:spPr>
+                </pic:pic>
+              </a:graphicData>
+            </a:graphic>
+          </wp:inline>
+        </w:drawing>
+      </w:r>
+    </w:p>
+    <w:p>
+      <w:r>
+        <w:t xml:space="preserve">1/ </w:t>
+      </w:r>
+      <w:r>
+        <w:t>By deceiving voters with false content</w:t>
+      </w:r>
+    </w:p>
+    <w:p>
+      <w:r>
+        <w:t xml:space="preserve">2/ </w:t>
+      </w:r>
+      <w:r>
+        <w:t>Preventing shared public conversations about issues</w:t>
+      </w:r>
+    </w:p>
+    <w:p>
+      <w:r>
+        <w:t xml:space="preserve">3/ </w:t>
+      </w:r>
+      <w:r>
+        <w:t>Creating echo chambers with confirming information only</w:t>
+      </w:r>
+    </w:p>
+    <w:p>
+      <w:r>
+        <w:t xml:space="preserve">4/ </w:t>
+      </w:r>
+      <w:r>
+        <w:t>Through fact-checking systems that identify misinformation</w:t>
+      </w:r>
+    </w:p>
+    <w:p>
+      <w:r>
+        <w:t xml:space="preserve">5/ </w:t>
+      </w:r>
+      <w:r>
+        <w:t>Individual rights, privacy, and autonomy</w:t>
+      </w:r>
+    </w:p>
+    <w:p>
+      <w:r>
+        <w:lastRenderedPageBreak/>
+        <w:drawing>
+          <wp:inline distT="0" distB="0" distL="0" distR="0" wp14:anchorId="11671F99" wp14:editId="03C294A8">
+            <wp:extent cx="5731510" cy="5874385"/>
+            <wp:effectExtent l="0" t="0" r="2540" b="0"/>
+            <wp:docPr id="279551541" name="Picture 1"/>
+            <wp:cNvGraphicFramePr>
+              <a:graphicFrameLocks xmlns:a="http://schemas.openxmlformats.org/drawingml/2006/main" noChangeAspect="1"/>
+            </wp:cNvGraphicFramePr>
+            <a:graphic xmlns:a="http://schemas.openxmlformats.org/drawingml/2006/main">
+              <a:graphicData uri="http://schemas.openxmlformats.org/drawingml/2006/picture">
+                <pic:pic xmlns:pic="http://schemas.openxmlformats.org/drawingml/2006/picture">
+                  <pic:nvPicPr>
+                    <pic:cNvPr id="279551541" name=""/>
+                    <pic:cNvPicPr/>
+                  </pic:nvPicPr>
+                  <pic:blipFill>
+                    <a:blip r:embed="rId31"/>
+                    <a:stretch>
+                      <a:fillRect/>
+                    </a:stretch>
+                  </pic:blipFill>
+                  <pic:spPr>
+                    <a:xfrm>
+                      <a:off x="0" y="0"/>
+                      <a:ext cx="5731510" cy="5874385"/>
+                    </a:xfrm>
+                    <a:prstGeom prst="rect">
+                      <a:avLst/>
+                    </a:prstGeom>
+                  </pic:spPr>
+                </pic:pic>
+              </a:graphicData>
+            </a:graphic>
+          </wp:inline>
+        </w:drawing>
+      </w:r>
+    </w:p>
+    <w:p>
+      <w:r>
+        <w:t xml:space="preserve">6/ </w:t>
+      </w:r>
+      <w:r>
+        <w:t>Rights-based regulation like GDPR</w:t>
+      </w:r>
+    </w:p>
+    <w:p>
+      <w:r>
+        <w:t xml:space="preserve">7/ </w:t>
+      </w:r>
+      <w:r>
+        <w:t>Social harmony and state control</w:t>
+      </w:r>
+    </w:p>
+    <w:p>
+      <w:r>
+        <w:t xml:space="preserve">8/ </w:t>
+      </w:r>
+      <w:r>
+        <w:t>The need to prevent discrimination and harm</w:t>
+      </w:r>
+    </w:p>
+    <w:p>
+      <w:r>
+        <w:t xml:space="preserve">9/ </w:t>
+      </w:r>
+      <w:r>
+        <w:t>Development needs and avoiding digital colonialism</w:t>
+      </w:r>
+    </w:p>
+    <w:p>
+      <w:r>
+        <w:t xml:space="preserve">10/ </w:t>
+      </w:r>
+      <w:r>
+        <w:t>Find ways to respect diversity while preventing harm</w:t>
+      </w:r>
+    </w:p>
+    <w:p>
+      <w:r>
+        <w:lastRenderedPageBreak/>
+        <w:drawing>
+          <wp:inline distT="0" distB="0" distL="0" distR="0" wp14:anchorId="229A2A05" wp14:editId="5144BFB5">
+            <wp:extent cx="3132814" cy="2396688"/>
+            <wp:effectExtent l="0" t="0" r="0" b="3810"/>
+            <wp:docPr id="560057244" name="Picture 1"/>
+            <wp:cNvGraphicFramePr>
+              <a:graphicFrameLocks xmlns:a="http://schemas.openxmlformats.org/drawingml/2006/main" noChangeAspect="1"/>
+            </wp:cNvGraphicFramePr>
+            <a:graphic xmlns:a="http://schemas.openxmlformats.org/drawingml/2006/main">
+              <a:graphicData uri="http://schemas.openxmlformats.org/drawingml/2006/picture">
+                <pic:pic xmlns:pic="http://schemas.openxmlformats.org/drawingml/2006/picture">
+                  <pic:nvPicPr>
+                    <pic:cNvPr id="560057244" name=""/>
+                    <pic:cNvPicPr/>
+                  </pic:nvPicPr>
+                  <pic:blipFill>
+                    <a:blip r:embed="rId32"/>
+                    <a:stretch>
+                      <a:fillRect/>
+                    </a:stretch>
+                  </pic:blipFill>
+                  <pic:spPr>
+                    <a:xfrm>
+                      <a:off x="0" y="0"/>
+                      <a:ext cx="3143418" cy="2404801"/>
+                    </a:xfrm>
+                    <a:prstGeom prst="rect">
+                      <a:avLst/>
+                    </a:prstGeom>
+                  </pic:spPr>
+                </pic:pic>
+              </a:graphicData>
+            </a:graphic>
+          </wp:inline>
+        </w:drawing>
+      </w:r>
+    </w:p>
+    <w:p>
+      <w:r>
+        <w:drawing>
+          <wp:inline distT="0" distB="0" distL="0" distR="0" wp14:anchorId="4C1EE366" wp14:editId="27320274">
+            <wp:extent cx="5731510" cy="5848985"/>
+            <wp:effectExtent l="0" t="0" r="2540" b="0"/>
+            <wp:docPr id="1892164335" name="Picture 1"/>
+            <wp:cNvGraphicFramePr>
+              <a:graphicFrameLocks xmlns:a="http://schemas.openxmlformats.org/drawingml/2006/main" noChangeAspect="1"/>
+            </wp:cNvGraphicFramePr>
+            <a:graphic xmlns:a="http://schemas.openxmlformats.org/drawingml/2006/main">
+              <a:graphicData uri="http://schemas.openxmlformats.org/drawingml/2006/picture">
+                <pic:pic xmlns:pic="http://schemas.openxmlformats.org/drawingml/2006/picture">
+                  <pic:nvPicPr>
+                    <pic:cNvPr id="1892164335" name=""/>
+                    <pic:cNvPicPr/>
+                  </pic:nvPicPr>
+                  <pic:blipFill>
+                    <a:blip r:embed="rId33"/>
+                    <a:stretch>
+                      <a:fillRect/>
+                    </a:stretch>
+                  </pic:blipFill>
+                  <pic:spPr>
+                    <a:xfrm>
+                      <a:off x="0" y="0"/>
+                      <a:ext cx="5731510" cy="5848985"/>
+                    </a:xfrm>
+                    <a:prstGeom prst="rect">
+                      <a:avLst/>
+                    </a:prstGeom>
+                  </pic:spPr>
+                </pic:pic>
+              </a:graphicData>
+            </a:graphic>
+          </wp:inline>
+        </w:drawing>
+      </w:r>
+    </w:p>
+    <w:p>
+      <w:r>
+        <w:t xml:space="preserve">1/ </w:t>
+      </w:r>
+      <w:r>
+        <w:t>Hard law has binding rules with penalties; soft law has guidelines</w:t>
+      </w:r>
+    </w:p>
+    <w:p>
+      <w:pPr>
+        <w:rPr>
+          <w:b/>
+          <w:bCs/>
+        </w:rPr>
+      </w:pPr>
+      <w:r>
+        <w:t xml:space="preserve">2/ </w:t>
+      </w:r>
+      <w:r>
+        <w:t>It prevents harm before deployment</w:t>
+      </w:r>
+    </w:p>
+    <w:p>
+      <w:r>
+        <w:t xml:space="preserve">3/ </w:t>
+      </w:r>
+      <w:r>
+        <w:t>Risk-based with stricter requirements for high-risk applications</w:t>
+      </w:r>
+    </w:p>
+    <w:p>
+      <w:r>
+        <w:t xml:space="preserve">4/ </w:t>
+      </w:r>
+      <w:r>
+        <w:t>Regulated industries controlling their regulators</w:t>
+      </w:r>
+    </w:p>
+    <w:p>
+      <w:r>
+        <w:t xml:space="preserve">5/ </w:t>
+      </w:r>
+      <w:r>
+        <w:t>Different rules for healthcare AI versus financial AI</w:t>
+      </w:r>
+    </w:p>
+    <w:p>
+      <w:r>
+        <w:lastRenderedPageBreak/>
+        <w:drawing>
+          <wp:inline distT="0" distB="0" distL="0" distR="0" wp14:anchorId="3FEFE7DA" wp14:editId="5229EEA6">
+            <wp:extent cx="5731510" cy="5899785"/>
+            <wp:effectExtent l="0" t="0" r="2540" b="5715"/>
+            <wp:docPr id="635863447" name="Picture 1"/>
+            <wp:cNvGraphicFramePr>
+              <a:graphicFrameLocks xmlns:a="http://schemas.openxmlformats.org/drawingml/2006/main" noChangeAspect="1"/>
+            </wp:cNvGraphicFramePr>
+            <a:graphic xmlns:a="http://schemas.openxmlformats.org/drawingml/2006/main">
+              <a:graphicData uri="http://schemas.openxmlformats.org/drawingml/2006/picture">
+                <pic:pic xmlns:pic="http://schemas.openxmlformats.org/drawingml/2006/picture">
+                  <pic:nvPicPr>
+                    <pic:cNvPr id="635863447" name=""/>
+                    <pic:cNvPicPr/>
+                  </pic:nvPicPr>
+                  <pic:blipFill>
+                    <a:blip r:embed="rId34"/>
+                    <a:stretch>
+                      <a:fillRect/>
+                    </a:stretch>
+                  </pic:blipFill>
+                  <pic:spPr>
+                    <a:xfrm>
+                      <a:off x="0" y="0"/>
+                      <a:ext cx="5731510" cy="5899785"/>
+                    </a:xfrm>
+                    <a:prstGeom prst="rect">
+                      <a:avLst/>
+                    </a:prstGeom>
+                  </pic:spPr>
+                </pic:pic>
+              </a:graphicData>
+            </a:graphic>
+          </wp:inline>
+        </w:drawing>
+      </w:r>
+    </w:p>
+    <w:p>
+      <w:r>
+        <w:t xml:space="preserve">6/ </w:t>
+      </w:r>
+      <w:r>
+        <w:t>Technology evolves faster than law can adapt</w:t>
+      </w:r>
+    </w:p>
+    <w:p>
+      <w:r>
+        <w:t xml:space="preserve">7/ </w:t>
+      </w:r>
+      <w:r>
+        <w:t>Business pressures often conflict with ethical caution</w:t>
+      </w:r>
+    </w:p>
+    <w:p>
+      <w:r>
+        <w:t xml:space="preserve">8/ </w:t>
+      </w:r>
+      <w:r>
+        <w:t>They can challenge core business practices without fear</w:t>
+      </w:r>
+    </w:p>
+    <w:p>
+      <w:r>
+        <w:t xml:space="preserve">9/ </w:t>
+      </w:r>
+      <w:r>
+        <w:t>Public relations exercises without substantive influence</w:t>
+      </w:r>
+    </w:p>
+    <w:p>
+      <w:r>
+        <w:t xml:space="preserve">10/ </w:t>
+      </w:r>
+      <w:r>
+        <w:t>Multiple approaches including hard law, standards, and oversight</w:t>
+      </w:r>
+    </w:p>
+    <w:p/>
+    <w:p/>
     <w:sectPr>
       <w:pgSz w:w="11906" w:h="16838"/>
       <w:pgMar w:top="568" w:right="1440" w:bottom="567" w:left="1440" w:header="708" w:footer="708" w:gutter="0"/>

--- a/13_AIDE01/AIDE01 - Revision Notes.docx
+++ b/13_AIDE01/AIDE01 - Revision Notes.docx
@@ -1714,6 +1714,9 @@
     </w:p>
     <w:p>
       <w:r>
+        <w:rPr>
+          <w:noProof/>
+        </w:rPr>
         <w:lastRenderedPageBreak/>
         <w:drawing>
           <wp:inline distT="0" distB="0" distL="0" distR="0" wp14:anchorId="78244682" wp14:editId="3B3580A9">
@@ -1754,6 +1757,9 @@
     </w:p>
     <w:p>
       <w:r>
+        <w:rPr>
+          <w:noProof/>
+        </w:rPr>
         <w:drawing>
           <wp:inline distT="0" distB="0" distL="0" distR="0" wp14:anchorId="537D4591" wp14:editId="3ACF17E6">
             <wp:extent cx="5499234" cy="5653378"/>
@@ -1833,6 +1839,9 @@
     </w:p>
     <w:p>
       <w:r>
+        <w:rPr>
+          <w:noProof/>
+        </w:rPr>
         <w:lastRenderedPageBreak/>
         <w:drawing>
           <wp:inline distT="0" distB="0" distL="0" distR="0" wp14:anchorId="11671F99" wp14:editId="03C294A8">
@@ -1913,6 +1922,9 @@
     </w:p>
     <w:p>
       <w:r>
+        <w:rPr>
+          <w:noProof/>
+        </w:rPr>
         <w:lastRenderedPageBreak/>
         <w:drawing>
           <wp:inline distT="0" distB="0" distL="0" distR="0" wp14:anchorId="229A2A05" wp14:editId="5144BFB5">
@@ -1953,6 +1965,9 @@
     </w:p>
     <w:p>
       <w:r>
+        <w:rPr>
+          <w:noProof/>
+        </w:rPr>
         <w:drawing>
           <wp:inline distT="0" distB="0" distL="0" distR="0" wp14:anchorId="4C1EE366" wp14:editId="27320274">
             <wp:extent cx="5731510" cy="5848985"/>
@@ -2038,6 +2053,9 @@
     </w:p>
     <w:p>
       <w:r>
+        <w:rPr>
+          <w:noProof/>
+        </w:rPr>
         <w:lastRenderedPageBreak/>
         <w:drawing>
           <wp:inline distT="0" distB="0" distL="0" distR="0" wp14:anchorId="3FEFE7DA" wp14:editId="5229EEA6">
@@ -2116,8 +2134,205 @@
         <w:t>Multiple approaches including hard law, standards, and oversight</w:t>
       </w:r>
     </w:p>
-    <w:p/>
-    <w:p/>
+    <w:p>
+      <w:r>
+        <w:lastRenderedPageBreak/>
+        <w:drawing>
+          <wp:inline distT="0" distB="0" distL="0" distR="0" wp14:anchorId="5FDB4BAE" wp14:editId="63549743">
+            <wp:extent cx="2375928" cy="2369488"/>
+            <wp:effectExtent l="0" t="0" r="5715" b="0"/>
+            <wp:docPr id="1171858394" name="Picture 1"/>
+            <wp:cNvGraphicFramePr>
+              <a:graphicFrameLocks xmlns:a="http://schemas.openxmlformats.org/drawingml/2006/main" noChangeAspect="1"/>
+            </wp:cNvGraphicFramePr>
+            <a:graphic xmlns:a="http://schemas.openxmlformats.org/drawingml/2006/main">
+              <a:graphicData uri="http://schemas.openxmlformats.org/drawingml/2006/picture">
+                <pic:pic xmlns:pic="http://schemas.openxmlformats.org/drawingml/2006/picture">
+                  <pic:nvPicPr>
+                    <pic:cNvPr id="1171858394" name=""/>
+                    <pic:cNvPicPr/>
+                  </pic:nvPicPr>
+                  <pic:blipFill>
+                    <a:blip r:embed="rId35"/>
+                    <a:stretch>
+                      <a:fillRect/>
+                    </a:stretch>
+                  </pic:blipFill>
+                  <pic:spPr>
+                    <a:xfrm>
+                      <a:off x="0" y="0"/>
+                      <a:ext cx="2396584" cy="2390088"/>
+                    </a:xfrm>
+                    <a:prstGeom prst="rect">
+                      <a:avLst/>
+                    </a:prstGeom>
+                  </pic:spPr>
+                </pic:pic>
+              </a:graphicData>
+            </a:graphic>
+          </wp:inline>
+        </w:drawing>
+      </w:r>
+    </w:p>
+    <w:p>
+      <w:r>
+        <w:drawing>
+          <wp:inline distT="0" distB="0" distL="0" distR="0" wp14:anchorId="070D064E" wp14:editId="304A992D">
+            <wp:extent cx="5309517" cy="5629523"/>
+            <wp:effectExtent l="0" t="0" r="5715" b="0"/>
+            <wp:docPr id="284333874" name="Picture 1"/>
+            <wp:cNvGraphicFramePr>
+              <a:graphicFrameLocks xmlns:a="http://schemas.openxmlformats.org/drawingml/2006/main" noChangeAspect="1"/>
+            </wp:cNvGraphicFramePr>
+            <a:graphic xmlns:a="http://schemas.openxmlformats.org/drawingml/2006/main">
+              <a:graphicData uri="http://schemas.openxmlformats.org/drawingml/2006/picture">
+                <pic:pic xmlns:pic="http://schemas.openxmlformats.org/drawingml/2006/picture">
+                  <pic:nvPicPr>
+                    <pic:cNvPr id="284333874" name=""/>
+                    <pic:cNvPicPr/>
+                  </pic:nvPicPr>
+                  <pic:blipFill>
+                    <a:blip r:embed="rId36"/>
+                    <a:stretch>
+                      <a:fillRect/>
+                    </a:stretch>
+                  </pic:blipFill>
+                  <pic:spPr>
+                    <a:xfrm>
+                      <a:off x="0" y="0"/>
+                      <a:ext cx="5314017" cy="5634294"/>
+                    </a:xfrm>
+                    <a:prstGeom prst="rect">
+                      <a:avLst/>
+                    </a:prstGeom>
+                  </pic:spPr>
+                </pic:pic>
+              </a:graphicData>
+            </a:graphic>
+          </wp:inline>
+        </w:drawing>
+      </w:r>
+    </w:p>
+    <w:p>
+      <w:r>
+        <w:t xml:space="preserve">1/ </w:t>
+      </w:r>
+      <w:r>
+        <w:t>Adequate training data diversity and testing</w:t>
+      </w:r>
+    </w:p>
+    <w:p>
+      <w:r>
+        <w:t xml:space="preserve">2/ </w:t>
+      </w:r>
+      <w:r>
+        <w:t>Informed consent and data weaponisation</w:t>
+      </w:r>
+    </w:p>
+    <w:p>
+      <w:r>
+        <w:t xml:space="preserve">3/ </w:t>
+      </w:r>
+      <w:r>
+        <w:t>Healthcare spending for health needs</w:t>
+      </w:r>
+    </w:p>
+    <w:p>
+      <w:r>
+        <w:t xml:space="preserve">4/ </w:t>
+      </w:r>
+      <w:r>
+        <w:t>Creating systems that work for everyone, not just average users</w:t>
+      </w:r>
+    </w:p>
+    <w:p>
+      <w:r>
+        <w:t xml:space="preserve">5/ </w:t>
+      </w:r>
+      <w:r>
+        <w:t>Augmenting rather than replacing human capabilities</w:t>
+      </w:r>
+    </w:p>
+    <w:p>
+      <w:r>
+        <w:lastRenderedPageBreak/>
+        <w:drawing>
+          <wp:inline distT="0" distB="0" distL="0" distR="0" wp14:anchorId="1433640F" wp14:editId="76613773">
+            <wp:extent cx="5731510" cy="6118225"/>
+            <wp:effectExtent l="0" t="0" r="2540" b="0"/>
+            <wp:docPr id="59329697" name="Picture 1"/>
+            <wp:cNvGraphicFramePr>
+              <a:graphicFrameLocks xmlns:a="http://schemas.openxmlformats.org/drawingml/2006/main" noChangeAspect="1"/>
+            </wp:cNvGraphicFramePr>
+            <a:graphic xmlns:a="http://schemas.openxmlformats.org/drawingml/2006/main">
+              <a:graphicData uri="http://schemas.openxmlformats.org/drawingml/2006/picture">
+                <pic:pic xmlns:pic="http://schemas.openxmlformats.org/drawingml/2006/picture">
+                  <pic:nvPicPr>
+                    <pic:cNvPr id="59329697" name=""/>
+                    <pic:cNvPicPr/>
+                  </pic:nvPicPr>
+                  <pic:blipFill>
+                    <a:blip r:embed="rId37"/>
+                    <a:stretch>
+                      <a:fillRect/>
+                    </a:stretch>
+                  </pic:blipFill>
+                  <pic:spPr>
+                    <a:xfrm>
+                      <a:off x="0" y="0"/>
+                      <a:ext cx="5731510" cy="6118225"/>
+                    </a:xfrm>
+                    <a:prstGeom prst="rect">
+                      <a:avLst/>
+                    </a:prstGeom>
+                  </pic:spPr>
+                </pic:pic>
+              </a:graphicData>
+            </a:graphic>
+          </wp:inline>
+        </w:drawing>
+      </w:r>
+    </w:p>
+    <w:p>
+      <w:r>
+        <w:t xml:space="preserve">6/ </w:t>
+      </w:r>
+      <w:r>
+        <w:t>Building privacy protections from the start</w:t>
+      </w:r>
+    </w:p>
+    <w:p>
+      <w:r>
+        <w:t xml:space="preserve">7/ </w:t>
+      </w:r>
+      <w:r>
+        <w:t>Stakeholders can identify potential harms designers might miss</w:t>
+      </w:r>
+    </w:p>
+    <w:p>
+      <w:r>
+        <w:t xml:space="preserve">8/ </w:t>
+      </w:r>
+      <w:r>
+        <w:t>Real influence over decisions, not token consultation</w:t>
+      </w:r>
+    </w:p>
+    <w:p>
+      <w:r>
+        <w:t xml:space="preserve">9/ </w:t>
+      </w:r>
+      <w:r>
+        <w:t>Throughout development, not just at the end</w:t>
+      </w:r>
+    </w:p>
+    <w:p>
+      <w:r>
+        <w:t xml:space="preserve">10/ </w:t>
+      </w:r>
+      <w:r>
+        <w:t>They often bear disproportionate risks but have least voice</w:t>
+      </w:r>
+    </w:p>
     <w:sectPr>
       <w:pgSz w:w="11906" w:h="16838"/>
       <w:pgMar w:top="568" w:right="1440" w:bottom="567" w:left="1440" w:header="708" w:footer="708" w:gutter="0"/>

--- a/13_AIDE01/AIDE01 - Revision Notes.docx
+++ b/13_AIDE01/AIDE01 - Revision Notes.docx
@@ -2136,6 +2136,9 @@
     </w:p>
     <w:p>
       <w:r>
+        <w:rPr>
+          <w:noProof/>
+        </w:rPr>
         <w:lastRenderedPageBreak/>
         <w:drawing>
           <wp:inline distT="0" distB="0" distL="0" distR="0" wp14:anchorId="5FDB4BAE" wp14:editId="63549743">
@@ -2176,6 +2179,9 @@
     </w:p>
     <w:p>
       <w:r>
+        <w:rPr>
+          <w:noProof/>
+        </w:rPr>
         <w:drawing>
           <wp:inline distT="0" distB="0" distL="0" distR="0" wp14:anchorId="070D064E" wp14:editId="304A992D">
             <wp:extent cx="5309517" cy="5629523"/>
@@ -2255,6 +2261,9 @@
     </w:p>
     <w:p>
       <w:r>
+        <w:rPr>
+          <w:noProof/>
+        </w:rPr>
         <w:lastRenderedPageBreak/>
         <w:drawing>
           <wp:inline distT="0" distB="0" distL="0" distR="0" wp14:anchorId="1433640F" wp14:editId="76613773">
@@ -2333,6 +2342,206 @@
         <w:t>They often bear disproportionate risks but have least voice</w:t>
       </w:r>
     </w:p>
+    <w:p>
+      <w:r>
+        <w:lastRenderedPageBreak/>
+        <w:drawing>
+          <wp:inline distT="0" distB="0" distL="0" distR="0" wp14:anchorId="78D52DAF" wp14:editId="7CB20237">
+            <wp:extent cx="2343856" cy="2870421"/>
+            <wp:effectExtent l="0" t="0" r="0" b="6350"/>
+            <wp:docPr id="1866963474" name="Picture 1"/>
+            <wp:cNvGraphicFramePr>
+              <a:graphicFrameLocks xmlns:a="http://schemas.openxmlformats.org/drawingml/2006/main" noChangeAspect="1"/>
+            </wp:cNvGraphicFramePr>
+            <a:graphic xmlns:a="http://schemas.openxmlformats.org/drawingml/2006/main">
+              <a:graphicData uri="http://schemas.openxmlformats.org/drawingml/2006/picture">
+                <pic:pic xmlns:pic="http://schemas.openxmlformats.org/drawingml/2006/picture">
+                  <pic:nvPicPr>
+                    <pic:cNvPr id="1866963474" name=""/>
+                    <pic:cNvPicPr/>
+                  </pic:nvPicPr>
+                  <pic:blipFill>
+                    <a:blip r:embed="rId38"/>
+                    <a:stretch>
+                      <a:fillRect/>
+                    </a:stretch>
+                  </pic:blipFill>
+                  <pic:spPr>
+                    <a:xfrm>
+                      <a:off x="0" y="0"/>
+                      <a:ext cx="2348485" cy="2876089"/>
+                    </a:xfrm>
+                    <a:prstGeom prst="rect">
+                      <a:avLst/>
+                    </a:prstGeom>
+                  </pic:spPr>
+                </pic:pic>
+              </a:graphicData>
+            </a:graphic>
+          </wp:inline>
+        </w:drawing>
+      </w:r>
+    </w:p>
+    <w:p>
+      <w:r>
+        <w:drawing>
+          <wp:inline distT="0" distB="0" distL="0" distR="0" wp14:anchorId="7C8CCB99" wp14:editId="1E4008EB">
+            <wp:extent cx="5044062" cy="5224007"/>
+            <wp:effectExtent l="0" t="0" r="4445" b="0"/>
+            <wp:docPr id="755621945" name="Picture 1"/>
+            <wp:cNvGraphicFramePr>
+              <a:graphicFrameLocks xmlns:a="http://schemas.openxmlformats.org/drawingml/2006/main" noChangeAspect="1"/>
+            </wp:cNvGraphicFramePr>
+            <a:graphic xmlns:a="http://schemas.openxmlformats.org/drawingml/2006/main">
+              <a:graphicData uri="http://schemas.openxmlformats.org/drawingml/2006/picture">
+                <pic:pic xmlns:pic="http://schemas.openxmlformats.org/drawingml/2006/picture">
+                  <pic:nvPicPr>
+                    <pic:cNvPr id="755621945" name=""/>
+                    <pic:cNvPicPr/>
+                  </pic:nvPicPr>
+                  <pic:blipFill>
+                    <a:blip r:embed="rId39"/>
+                    <a:stretch>
+                      <a:fillRect/>
+                    </a:stretch>
+                  </pic:blipFill>
+                  <pic:spPr>
+                    <a:xfrm>
+                      <a:off x="0" y="0"/>
+                      <a:ext cx="5050374" cy="5230545"/>
+                    </a:xfrm>
+                    <a:prstGeom prst="rect">
+                      <a:avLst/>
+                    </a:prstGeom>
+                  </pic:spPr>
+                </pic:pic>
+              </a:graphicData>
+            </a:graphic>
+          </wp:inline>
+        </w:drawing>
+      </w:r>
+    </w:p>
+    <w:p>
+      <w:r>
+        <w:t xml:space="preserve">1/ </w:t>
+      </w:r>
+      <w:r>
+        <w:t>Their outcomes and consequences</w:t>
+      </w:r>
+    </w:p>
+    <w:p>
+      <w:r>
+        <w:t xml:space="preserve">2/ </w:t>
+      </w:r>
+      <w:r>
+        <w:t>Duties and rules regardless of consequences</w:t>
+      </w:r>
+    </w:p>
+    <w:p>
+      <w:r>
+        <w:t xml:space="preserve">3/ </w:t>
+      </w:r>
+      <w:r>
+        <w:t>What would a person with good character do?</w:t>
+      </w:r>
+    </w:p>
+    <w:p>
+      <w:r>
+        <w:t xml:space="preserve">4/ </w:t>
+      </w:r>
+      <w:r>
+        <w:t>Deliberately trying to break systems and find vulnerabilities</w:t>
+      </w:r>
+    </w:p>
+    <w:p>
+      <w:r>
+        <w:t xml:space="preserve">5/ </w:t>
+      </w:r>
+      <w:r>
+        <w:t>Asks how systems might fail or be misused</w:t>
+      </w:r>
+    </w:p>
+    <w:p>
+      <w:r>
+        <w:lastRenderedPageBreak/>
+        <w:drawing>
+          <wp:inline distT="0" distB="0" distL="0" distR="0" wp14:anchorId="646752E7" wp14:editId="506FBFF3">
+            <wp:extent cx="5731510" cy="5890895"/>
+            <wp:effectExtent l="0" t="0" r="2540" b="0"/>
+            <wp:docPr id="2036657239" name="Picture 1"/>
+            <wp:cNvGraphicFramePr>
+              <a:graphicFrameLocks xmlns:a="http://schemas.openxmlformats.org/drawingml/2006/main" noChangeAspect="1"/>
+            </wp:cNvGraphicFramePr>
+            <a:graphic xmlns:a="http://schemas.openxmlformats.org/drawingml/2006/main">
+              <a:graphicData uri="http://schemas.openxmlformats.org/drawingml/2006/picture">
+                <pic:pic xmlns:pic="http://schemas.openxmlformats.org/drawingml/2006/picture">
+                  <pic:nvPicPr>
+                    <pic:cNvPr id="2036657239" name=""/>
+                    <pic:cNvPicPr/>
+                  </pic:nvPicPr>
+                  <pic:blipFill>
+                    <a:blip r:embed="rId40"/>
+                    <a:stretch>
+                      <a:fillRect/>
+                    </a:stretch>
+                  </pic:blipFill>
+                  <pic:spPr>
+                    <a:xfrm>
+                      <a:off x="0" y="0"/>
+                      <a:ext cx="5731510" cy="5890895"/>
+                    </a:xfrm>
+                    <a:prstGeom prst="rect">
+                      <a:avLst/>
+                    </a:prstGeom>
+                  </pic:spPr>
+                </pic:pic>
+              </a:graphicData>
+            </a:graphic>
+          </wp:inline>
+        </w:drawing>
+      </w:r>
+    </w:p>
+    <w:p>
+      <w:r>
+        <w:t xml:space="preserve">6/ </w:t>
+      </w:r>
+      <w:r>
+        <w:t>Finding problems enables improvement, not shame</w:t>
+      </w:r>
+    </w:p>
+    <w:p>
+      <w:r>
+        <w:t xml:space="preserve">7/ </w:t>
+      </w:r>
+      <w:r>
+        <w:t>Throughout technical education alongside technical concepts</w:t>
+      </w:r>
+    </w:p>
+    <w:p>
+      <w:r>
+        <w:t xml:space="preserve">8/ </w:t>
+      </w:r>
+      <w:r>
+        <w:t>Influencing whether people feel safe raising concerns</w:t>
+      </w:r>
+    </w:p>
+    <w:p>
+      <w:r>
+        <w:t xml:space="preserve">9/ </w:t>
+      </w:r>
+      <w:r>
+        <w:t>Different perspectives improve outcomes and anticipate impacts</w:t>
+      </w:r>
+    </w:p>
+    <w:p>
+      <w:r>
+        <w:t xml:space="preserve">10/ </w:t>
+      </w:r>
+      <w:r>
+        <w:t>Individual practitioners making ethical choices and advocating for better practices</w:t>
+      </w:r>
+    </w:p>
+    <w:p/>
     <w:sectPr>
       <w:pgSz w:w="11906" w:h="16838"/>
       <w:pgMar w:top="568" w:right="1440" w:bottom="567" w:left="1440" w:header="708" w:footer="708" w:gutter="0"/>
